--- a/KNN/Difference between Parametric and Non.docx
+++ b/KNN/Difference between Parametric and Non.docx
@@ -2141,6 +2141,1150 @@
       </w:r>
     </w:p>
     <w:p/>
+    <w:p>
+      <w:r>
+        <w:br w:type="page"/>
+      </w:r>
+    </w:p>
+    <w:p>
+      <w:pPr>
+        <w:spacing w:after="0"/>
+        <w:rPr>
+          <w:b/>
+          <w:bCs/>
+        </w:rPr>
+      </w:pPr>
+      <w:r>
+        <w:rPr>
+          <w:b/>
+          <w:bCs/>
+        </w:rPr>
+        <w:lastRenderedPageBreak/>
+        <w:t>ADVANTAGES</w:t>
+      </w:r>
+    </w:p>
+    <w:p>
+      <w:pPr>
+        <w:spacing w:after="0"/>
+        <w:rPr>
+          <w:b/>
+          <w:bCs/>
+        </w:rPr>
+      </w:pPr>
+    </w:p>
+    <w:p>
+      <w:pPr>
+        <w:spacing w:after="0"/>
+        <w:rPr>
+          <w:b/>
+          <w:bCs/>
+        </w:rPr>
+      </w:pPr>
+      <w:r>
+        <w:rPr>
+          <w:b/>
+          <w:bCs/>
+        </w:rPr>
+        <w:t>1️</w:t>
+      </w:r>
+      <w:r>
+        <w:rPr>
+          <w:rFonts w:ascii="Segoe UI Symbol" w:hAnsi="Segoe UI Symbol" w:cs="Segoe UI Symbol"/>
+          <w:b/>
+          <w:bCs/>
+        </w:rPr>
+        <w:t>⃣</w:t>
+      </w:r>
+      <w:r>
+        <w:rPr>
+          <w:b/>
+          <w:bCs/>
+        </w:rPr>
+        <w:t xml:space="preserve"> Simple to understand &amp; implement</w:t>
+      </w:r>
+    </w:p>
+    <w:p>
+      <w:pPr>
+        <w:numPr>
+          <w:ilvl w:val="0"/>
+          <w:numId w:val="58"/>
+        </w:numPr>
+        <w:spacing w:after="0"/>
+      </w:pPr>
+      <w:r>
+        <w:t>No complex math or parameter tuning.</w:t>
+      </w:r>
+    </w:p>
+    <w:p>
+      <w:pPr>
+        <w:numPr>
+          <w:ilvl w:val="0"/>
+          <w:numId w:val="58"/>
+        </w:numPr>
+        <w:spacing w:after="0"/>
+      </w:pPr>
+      <w:r>
+        <w:t xml:space="preserve">The idea is intuitive: </w:t>
+      </w:r>
+      <w:r>
+        <w:rPr>
+          <w:i/>
+          <w:iCs/>
+        </w:rPr>
+        <w:t xml:space="preserve">"Look at your closest </w:t>
+      </w:r>
+      <w:proofErr w:type="spellStart"/>
+      <w:r>
+        <w:rPr>
+          <w:i/>
+          <w:iCs/>
+        </w:rPr>
+        <w:t>neighbors</w:t>
+      </w:r>
+      <w:proofErr w:type="spellEnd"/>
+      <w:r>
+        <w:rPr>
+          <w:i/>
+          <w:iCs/>
+        </w:rPr>
+        <w:t xml:space="preserve"> and take a vote."</w:t>
+      </w:r>
+    </w:p>
+    <w:p>
+      <w:pPr>
+        <w:spacing w:after="0"/>
+      </w:pPr>
+      <w:r>
+        <w:pict w14:anchorId="36766AE8">
+          <v:rect id="_x0000_i1061" style="width:0;height:1.5pt" o:hralign="center" o:hrstd="t" o:hr="t" fillcolor="#a0a0a0" stroked="f"/>
+        </w:pict>
+      </w:r>
+    </w:p>
+    <w:p>
+      <w:pPr>
+        <w:spacing w:after="0"/>
+        <w:rPr>
+          <w:b/>
+          <w:bCs/>
+        </w:rPr>
+      </w:pPr>
+      <w:r>
+        <w:rPr>
+          <w:b/>
+          <w:bCs/>
+        </w:rPr>
+        <w:t>2️</w:t>
+      </w:r>
+      <w:r>
+        <w:rPr>
+          <w:rFonts w:ascii="Segoe UI Symbol" w:hAnsi="Segoe UI Symbol" w:cs="Segoe UI Symbol"/>
+          <w:b/>
+          <w:bCs/>
+        </w:rPr>
+        <w:t>⃣</w:t>
+      </w:r>
+      <w:r>
+        <w:rPr>
+          <w:b/>
+          <w:bCs/>
+        </w:rPr>
+        <w:t xml:space="preserve"> No training phase</w:t>
+      </w:r>
+    </w:p>
+    <w:p>
+      <w:pPr>
+        <w:numPr>
+          <w:ilvl w:val="0"/>
+          <w:numId w:val="59"/>
+        </w:numPr>
+        <w:spacing w:after="0"/>
+      </w:pPr>
+      <w:r>
+        <w:t xml:space="preserve">KNN is a </w:t>
+      </w:r>
+      <w:r>
+        <w:rPr>
+          <w:b/>
+          <w:bCs/>
+        </w:rPr>
+        <w:t>lazy learner</w:t>
+      </w:r>
+      <w:r>
+        <w:t xml:space="preserve"> — it doesn’t build a model in advance.</w:t>
+      </w:r>
+    </w:p>
+    <w:p>
+      <w:pPr>
+        <w:numPr>
+          <w:ilvl w:val="0"/>
+          <w:numId w:val="59"/>
+        </w:numPr>
+        <w:spacing w:after="0"/>
+      </w:pPr>
+      <w:r>
+        <w:t xml:space="preserve">All computation happens </w:t>
+      </w:r>
+      <w:r>
+        <w:rPr>
+          <w:b/>
+          <w:bCs/>
+        </w:rPr>
+        <w:t>only when making a prediction</w:t>
+      </w:r>
+      <w:r>
+        <w:t>, so setup is quick.</w:t>
+      </w:r>
+    </w:p>
+    <w:p>
+      <w:pPr>
+        <w:spacing w:after="0"/>
+      </w:pPr>
+      <w:r>
+        <w:pict w14:anchorId="77F0243D">
+          <v:rect id="_x0000_i1062" style="width:0;height:1.5pt" o:hralign="center" o:hrstd="t" o:hr="t" fillcolor="#a0a0a0" stroked="f"/>
+        </w:pict>
+      </w:r>
+    </w:p>
+    <w:p>
+      <w:pPr>
+        <w:spacing w:after="0"/>
+        <w:rPr>
+          <w:b/>
+          <w:bCs/>
+        </w:rPr>
+      </w:pPr>
+      <w:r>
+        <w:rPr>
+          <w:b/>
+          <w:bCs/>
+        </w:rPr>
+        <w:t>3️</w:t>
+      </w:r>
+      <w:r>
+        <w:rPr>
+          <w:rFonts w:ascii="Segoe UI Symbol" w:hAnsi="Segoe UI Symbol" w:cs="Segoe UI Symbol"/>
+          <w:b/>
+          <w:bCs/>
+        </w:rPr>
+        <w:t>⃣</w:t>
+      </w:r>
+      <w:r>
+        <w:rPr>
+          <w:b/>
+          <w:bCs/>
+        </w:rPr>
+        <w:t xml:space="preserve"> Naturally handles multi-class problems</w:t>
+      </w:r>
+    </w:p>
+    <w:p>
+      <w:pPr>
+        <w:numPr>
+          <w:ilvl w:val="0"/>
+          <w:numId w:val="60"/>
+        </w:numPr>
+        <w:spacing w:after="0"/>
+      </w:pPr>
+      <w:r>
+        <w:t>Works equally well for 2 classes or many classes.</w:t>
+      </w:r>
+    </w:p>
+    <w:p>
+      <w:pPr>
+        <w:numPr>
+          <w:ilvl w:val="0"/>
+          <w:numId w:val="60"/>
+        </w:numPr>
+        <w:spacing w:after="0"/>
+      </w:pPr>
+      <w:r>
+        <w:t>No extra changes are needed.</w:t>
+      </w:r>
+    </w:p>
+    <w:p>
+      <w:pPr>
+        <w:spacing w:after="0"/>
+      </w:pPr>
+      <w:r>
+        <w:pict w14:anchorId="52AB2FD2">
+          <v:rect id="_x0000_i1063" style="width:0;height:1.5pt" o:hralign="center" o:hrstd="t" o:hr="t" fillcolor="#a0a0a0" stroked="f"/>
+        </w:pict>
+      </w:r>
+    </w:p>
+    <w:p>
+      <w:pPr>
+        <w:spacing w:after="0"/>
+        <w:rPr>
+          <w:b/>
+          <w:bCs/>
+        </w:rPr>
+      </w:pPr>
+      <w:r>
+        <w:rPr>
+          <w:b/>
+          <w:bCs/>
+        </w:rPr>
+        <w:t>4️</w:t>
+      </w:r>
+      <w:r>
+        <w:rPr>
+          <w:rFonts w:ascii="Segoe UI Symbol" w:hAnsi="Segoe UI Symbol" w:cs="Segoe UI Symbol"/>
+          <w:b/>
+          <w:bCs/>
+        </w:rPr>
+        <w:t>⃣</w:t>
+      </w:r>
+      <w:r>
+        <w:rPr>
+          <w:b/>
+          <w:bCs/>
+        </w:rPr>
+        <w:t xml:space="preserve"> Adaptable to new data</w:t>
+      </w:r>
+    </w:p>
+    <w:p>
+      <w:pPr>
+        <w:numPr>
+          <w:ilvl w:val="0"/>
+          <w:numId w:val="61"/>
+        </w:numPr>
+        <w:spacing w:after="0"/>
+      </w:pPr>
+      <w:r>
+        <w:t>Just add the new data points to the dataset — no retraining needed.</w:t>
+      </w:r>
+    </w:p>
+    <w:p>
+      <w:pPr>
+        <w:numPr>
+          <w:ilvl w:val="0"/>
+          <w:numId w:val="61"/>
+        </w:numPr>
+        <w:spacing w:after="0"/>
+      </w:pPr>
+      <w:r>
+        <w:t xml:space="preserve">Useful in dynamic environments </w:t>
+      </w:r>
+      <w:proofErr w:type="gramStart"/>
+      <w:r>
+        <w:t>where</w:t>
+      </w:r>
+      <w:proofErr w:type="gramEnd"/>
+      <w:r>
+        <w:t xml:space="preserve"> data changes frequently.</w:t>
+      </w:r>
+    </w:p>
+    <w:p>
+      <w:pPr>
+        <w:spacing w:after="0"/>
+      </w:pPr>
+      <w:r>
+        <w:pict w14:anchorId="0C566847">
+          <v:rect id="_x0000_i1064" style="width:0;height:1.5pt" o:hralign="center" o:hrstd="t" o:hr="t" fillcolor="#a0a0a0" stroked="f"/>
+        </w:pict>
+      </w:r>
+    </w:p>
+    <w:p>
+      <w:pPr>
+        <w:spacing w:after="0"/>
+        <w:rPr>
+          <w:b/>
+          <w:bCs/>
+        </w:rPr>
+      </w:pPr>
+      <w:r>
+        <w:rPr>
+          <w:b/>
+          <w:bCs/>
+        </w:rPr>
+        <w:t>5️</w:t>
+      </w:r>
+      <w:r>
+        <w:rPr>
+          <w:rFonts w:ascii="Segoe UI Symbol" w:hAnsi="Segoe UI Symbol" w:cs="Segoe UI Symbol"/>
+          <w:b/>
+          <w:bCs/>
+        </w:rPr>
+        <w:t>⃣</w:t>
+      </w:r>
+      <w:r>
+        <w:rPr>
+          <w:b/>
+          <w:bCs/>
+        </w:rPr>
+        <w:t xml:space="preserve"> Works for classification </w:t>
+      </w:r>
+      <w:r>
+        <w:rPr>
+          <w:b/>
+          <w:bCs/>
+          <w:i/>
+          <w:iCs/>
+        </w:rPr>
+        <w:t>and</w:t>
+      </w:r>
+      <w:r>
+        <w:rPr>
+          <w:b/>
+          <w:bCs/>
+        </w:rPr>
+        <w:t xml:space="preserve"> regression</w:t>
+      </w:r>
+    </w:p>
+    <w:p>
+      <w:pPr>
+        <w:numPr>
+          <w:ilvl w:val="0"/>
+          <w:numId w:val="62"/>
+        </w:numPr>
+        <w:spacing w:after="0"/>
+      </w:pPr>
+      <w:r>
+        <w:t xml:space="preserve">Classification: majority vote among </w:t>
+      </w:r>
+      <w:proofErr w:type="spellStart"/>
+      <w:r>
+        <w:t>neighbors</w:t>
+      </w:r>
+      <w:proofErr w:type="spellEnd"/>
+      <w:r>
+        <w:t>.</w:t>
+      </w:r>
+    </w:p>
+    <w:p>
+      <w:pPr>
+        <w:numPr>
+          <w:ilvl w:val="0"/>
+          <w:numId w:val="62"/>
+        </w:numPr>
+        <w:spacing w:after="0"/>
+      </w:pPr>
+      <w:r>
+        <w:t xml:space="preserve">Regression: average of </w:t>
+      </w:r>
+      <w:proofErr w:type="spellStart"/>
+      <w:r>
+        <w:t>neighbor</w:t>
+      </w:r>
+      <w:proofErr w:type="spellEnd"/>
+      <w:r>
+        <w:t xml:space="preserve"> values.</w:t>
+      </w:r>
+    </w:p>
+    <w:p>
+      <w:pPr>
+        <w:spacing w:after="0"/>
+      </w:pPr>
+      <w:r>
+        <w:pict w14:anchorId="69EB2F3A">
+          <v:rect id="_x0000_i1065" style="width:0;height:1.5pt" o:hralign="center" o:hrstd="t" o:hr="t" fillcolor="#a0a0a0" stroked="f"/>
+        </w:pict>
+      </w:r>
+    </w:p>
+    <w:p>
+      <w:pPr>
+        <w:spacing w:after="0"/>
+        <w:rPr>
+          <w:b/>
+          <w:bCs/>
+        </w:rPr>
+      </w:pPr>
+      <w:r>
+        <w:rPr>
+          <w:b/>
+          <w:bCs/>
+        </w:rPr>
+        <w:t>6️</w:t>
+      </w:r>
+      <w:r>
+        <w:rPr>
+          <w:rFonts w:ascii="Segoe UI Symbol" w:hAnsi="Segoe UI Symbol" w:cs="Segoe UI Symbol"/>
+          <w:b/>
+          <w:bCs/>
+        </w:rPr>
+        <w:t>⃣</w:t>
+      </w:r>
+      <w:r>
+        <w:rPr>
+          <w:b/>
+          <w:bCs/>
+        </w:rPr>
+        <w:t xml:space="preserve"> </w:t>
+      </w:r>
+      <w:proofErr w:type="gramStart"/>
+      <w:r>
+        <w:rPr>
+          <w:b/>
+          <w:bCs/>
+        </w:rPr>
+        <w:t>Non-parametric</w:t>
+      </w:r>
+      <w:proofErr w:type="gramEnd"/>
+    </w:p>
+    <w:p>
+      <w:pPr>
+        <w:numPr>
+          <w:ilvl w:val="0"/>
+          <w:numId w:val="63"/>
+        </w:numPr>
+        <w:spacing w:after="0"/>
+      </w:pPr>
+      <w:r>
+        <w:t>Makes no assumption about the data distribution (unlike linear models that assume linear relationships).</w:t>
+      </w:r>
+    </w:p>
+    <w:p>
+      <w:pPr>
+        <w:numPr>
+          <w:ilvl w:val="0"/>
+          <w:numId w:val="63"/>
+        </w:numPr>
+        <w:spacing w:after="0"/>
+      </w:pPr>
+      <w:r>
+        <w:t>Can capture complex decision boundaries.</w:t>
+      </w:r>
+    </w:p>
+    <w:p>
+      <w:pPr>
+        <w:spacing w:after="0"/>
+      </w:pPr>
+      <w:r>
+        <w:pict w14:anchorId="7E7FB030">
+          <v:rect id="_x0000_i1066" style="width:0;height:1.5pt" o:hralign="center" o:hrstd="t" o:hr="t" fillcolor="#a0a0a0" stroked="f"/>
+        </w:pict>
+      </w:r>
+    </w:p>
+    <w:p>
+      <w:pPr>
+        <w:spacing w:after="0"/>
+      </w:pPr>
+      <w:r>
+        <w:rPr>
+          <w:rFonts w:ascii="Segoe UI Emoji" w:hAnsi="Segoe UI Emoji" w:cs="Segoe UI Emoji"/>
+        </w:rPr>
+        <w:t>💡</w:t>
+      </w:r>
+      <w:r>
+        <w:t xml:space="preserve"> </w:t>
+      </w:r>
+      <w:r>
+        <w:rPr>
+          <w:b/>
+          <w:bCs/>
+        </w:rPr>
+        <w:t>When it shines:</w:t>
+      </w:r>
+    </w:p>
+    <w:p>
+      <w:pPr>
+        <w:numPr>
+          <w:ilvl w:val="0"/>
+          <w:numId w:val="64"/>
+        </w:numPr>
+        <w:spacing w:after="0"/>
+      </w:pPr>
+      <w:r>
+        <w:t>Small-to-medium datasets</w:t>
+      </w:r>
+    </w:p>
+    <w:p>
+      <w:pPr>
+        <w:numPr>
+          <w:ilvl w:val="0"/>
+          <w:numId w:val="64"/>
+        </w:numPr>
+        <w:spacing w:after="0"/>
+      </w:pPr>
+      <w:r>
+        <w:t>Well-separated classes</w:t>
+      </w:r>
+    </w:p>
+    <w:p>
+      <w:pPr>
+        <w:numPr>
+          <w:ilvl w:val="0"/>
+          <w:numId w:val="64"/>
+        </w:numPr>
+        <w:spacing w:after="0"/>
+      </w:pPr>
+      <w:r>
+        <w:t>Features on similar scales</w:t>
+      </w:r>
+    </w:p>
+    <w:p>
+      <w:pPr>
+        <w:numPr>
+          <w:ilvl w:val="0"/>
+          <w:numId w:val="64"/>
+        </w:numPr>
+        <w:spacing w:after="0"/>
+      </w:pPr>
+      <w:r>
+        <w:t>Few irrelevant/noisy features</w:t>
+      </w:r>
+    </w:p>
+    <w:p/>
+    <w:p>
+      <w:pPr>
+        <w:rPr>
+          <w:b/>
+          <w:bCs/>
+          <w:sz w:val="28"/>
+          <w:szCs w:val="28"/>
+        </w:rPr>
+      </w:pPr>
+      <w:r>
+        <w:rPr>
+          <w:b/>
+          <w:bCs/>
+          <w:sz w:val="28"/>
+          <w:szCs w:val="28"/>
+        </w:rPr>
+        <w:t>DISADVANTAGES</w:t>
+      </w:r>
+      <w:r>
+        <w:rPr>
+          <w:b/>
+          <w:bCs/>
+          <w:sz w:val="28"/>
+          <w:szCs w:val="28"/>
+        </w:rPr>
+        <w:br/>
+      </w:r>
+    </w:p>
+    <w:p>
+      <w:pPr>
+        <w:spacing w:after="0"/>
+        <w:rPr>
+          <w:b/>
+          <w:bCs/>
+        </w:rPr>
+      </w:pPr>
+      <w:r>
+        <w:rPr>
+          <w:b/>
+          <w:bCs/>
+        </w:rPr>
+        <w:t>1️</w:t>
+      </w:r>
+      <w:r>
+        <w:rPr>
+          <w:rFonts w:ascii="Segoe UI Symbol" w:hAnsi="Segoe UI Symbol" w:cs="Segoe UI Symbol"/>
+          <w:b/>
+          <w:bCs/>
+        </w:rPr>
+        <w:t>⃣</w:t>
+      </w:r>
+      <w:r>
+        <w:rPr>
+          <w:b/>
+          <w:bCs/>
+        </w:rPr>
+        <w:t xml:space="preserve"> Slow predictions</w:t>
+      </w:r>
+    </w:p>
+    <w:p>
+      <w:pPr>
+        <w:numPr>
+          <w:ilvl w:val="0"/>
+          <w:numId w:val="65"/>
+        </w:numPr>
+        <w:spacing w:after="0"/>
+      </w:pPr>
+      <w:r>
+        <w:t xml:space="preserve">KNN is a </w:t>
+      </w:r>
+      <w:r>
+        <w:rPr>
+          <w:b/>
+          <w:bCs/>
+        </w:rPr>
+        <w:t>lazy learner</w:t>
+      </w:r>
+      <w:r>
+        <w:t xml:space="preserve"> — it stores all the training data and does the heavy work </w:t>
+      </w:r>
+      <w:r>
+        <w:rPr>
+          <w:b/>
+          <w:bCs/>
+        </w:rPr>
+        <w:t>only at prediction time</w:t>
+      </w:r>
+      <w:r>
+        <w:t>.</w:t>
+      </w:r>
+    </w:p>
+    <w:p>
+      <w:pPr>
+        <w:numPr>
+          <w:ilvl w:val="0"/>
+          <w:numId w:val="65"/>
+        </w:numPr>
+        <w:spacing w:after="0"/>
+      </w:pPr>
+      <w:r>
+        <w:lastRenderedPageBreak/>
+        <w:t xml:space="preserve">To classify one test point, it must compute distances to </w:t>
+      </w:r>
+      <w:r>
+        <w:rPr>
+          <w:b/>
+          <w:bCs/>
+        </w:rPr>
+        <w:t>every training point</w:t>
+      </w:r>
+      <w:r>
+        <w:t>, which can be slow for large datasets.</w:t>
+      </w:r>
+    </w:p>
+    <w:p>
+      <w:pPr>
+        <w:spacing w:after="0"/>
+      </w:pPr>
+      <w:r>
+        <w:pict w14:anchorId="4DEA7CC2">
+          <v:rect id="_x0000_i1115" style="width:0;height:1.5pt" o:hralign="center" o:hrstd="t" o:hr="t" fillcolor="#a0a0a0" stroked="f"/>
+        </w:pict>
+      </w:r>
+    </w:p>
+    <w:p>
+      <w:pPr>
+        <w:spacing w:after="0"/>
+        <w:rPr>
+          <w:b/>
+          <w:bCs/>
+        </w:rPr>
+      </w:pPr>
+      <w:r>
+        <w:rPr>
+          <w:b/>
+          <w:bCs/>
+        </w:rPr>
+        <w:t>2️</w:t>
+      </w:r>
+      <w:r>
+        <w:rPr>
+          <w:rFonts w:ascii="Segoe UI Symbol" w:hAnsi="Segoe UI Symbol" w:cs="Segoe UI Symbol"/>
+          <w:b/>
+          <w:bCs/>
+        </w:rPr>
+        <w:t>⃣</w:t>
+      </w:r>
+      <w:r>
+        <w:rPr>
+          <w:b/>
+          <w:bCs/>
+        </w:rPr>
+        <w:t xml:space="preserve"> High memory usage</w:t>
+      </w:r>
+    </w:p>
+    <w:p>
+      <w:pPr>
+        <w:numPr>
+          <w:ilvl w:val="0"/>
+          <w:numId w:val="66"/>
+        </w:numPr>
+        <w:spacing w:after="0"/>
+      </w:pPr>
+      <w:r>
+        <w:t xml:space="preserve">Since KNN keeps </w:t>
+      </w:r>
+      <w:r>
+        <w:rPr>
+          <w:b/>
+          <w:bCs/>
+        </w:rPr>
+        <w:t>all</w:t>
+      </w:r>
+      <w:r>
+        <w:t xml:space="preserve"> training points in memory (no model is </w:t>
+      </w:r>
+      <w:proofErr w:type="gramStart"/>
+      <w:r>
+        <w:t>actually “learned”</w:t>
+      </w:r>
+      <w:proofErr w:type="gramEnd"/>
+      <w:r>
+        <w:t>), large datasets take up a lot of space.</w:t>
+      </w:r>
+    </w:p>
+    <w:p>
+      <w:pPr>
+        <w:spacing w:after="0"/>
+      </w:pPr>
+      <w:r>
+        <w:pict w14:anchorId="37C0FE3C">
+          <v:rect id="_x0000_i1116" style="width:0;height:1.5pt" o:hralign="center" o:hrstd="t" o:hr="t" fillcolor="#a0a0a0" stroked="f"/>
+        </w:pict>
+      </w:r>
+    </w:p>
+    <w:p>
+      <w:pPr>
+        <w:spacing w:after="0"/>
+        <w:rPr>
+          <w:b/>
+          <w:bCs/>
+        </w:rPr>
+      </w:pPr>
+      <w:r>
+        <w:rPr>
+          <w:b/>
+          <w:bCs/>
+        </w:rPr>
+        <w:t>3️</w:t>
+      </w:r>
+      <w:r>
+        <w:rPr>
+          <w:rFonts w:ascii="Segoe UI Symbol" w:hAnsi="Segoe UI Symbol" w:cs="Segoe UI Symbol"/>
+          <w:b/>
+          <w:bCs/>
+        </w:rPr>
+        <w:t>⃣</w:t>
+      </w:r>
+      <w:r>
+        <w:rPr>
+          <w:b/>
+          <w:bCs/>
+        </w:rPr>
+        <w:t xml:space="preserve"> Sensitive to irrelevant features</w:t>
+      </w:r>
+    </w:p>
+    <w:p>
+      <w:pPr>
+        <w:numPr>
+          <w:ilvl w:val="0"/>
+          <w:numId w:val="67"/>
+        </w:numPr>
+        <w:spacing w:after="0"/>
+      </w:pPr>
+      <w:r>
+        <w:t>If your data has features that don’t help with classification, they can distort distance calculations and hurt accuracy.</w:t>
+      </w:r>
+    </w:p>
+    <w:p>
+      <w:pPr>
+        <w:numPr>
+          <w:ilvl w:val="0"/>
+          <w:numId w:val="67"/>
+        </w:numPr>
+        <w:spacing w:after="0"/>
+      </w:pPr>
+      <w:r>
+        <w:t xml:space="preserve">Example: predicting fruit type based on </w:t>
+      </w:r>
+      <w:proofErr w:type="spellStart"/>
+      <w:r>
+        <w:t>color</w:t>
+      </w:r>
+      <w:proofErr w:type="spellEnd"/>
+      <w:r>
+        <w:t>, weight, and a random “ID number” — the ID number will mess up distances.</w:t>
+      </w:r>
+    </w:p>
+    <w:p>
+      <w:pPr>
+        <w:spacing w:after="0"/>
+      </w:pPr>
+      <w:r>
+        <w:pict w14:anchorId="01E622E3">
+          <v:rect id="_x0000_i1117" style="width:0;height:1.5pt" o:hralign="center" o:hrstd="t" o:hr="t" fillcolor="#a0a0a0" stroked="f"/>
+        </w:pict>
+      </w:r>
+    </w:p>
+    <w:p>
+      <w:pPr>
+        <w:spacing w:after="0"/>
+        <w:rPr>
+          <w:b/>
+          <w:bCs/>
+        </w:rPr>
+      </w:pPr>
+      <w:r>
+        <w:rPr>
+          <w:b/>
+          <w:bCs/>
+        </w:rPr>
+        <w:t>4️</w:t>
+      </w:r>
+      <w:r>
+        <w:rPr>
+          <w:rFonts w:ascii="Segoe UI Symbol" w:hAnsi="Segoe UI Symbol" w:cs="Segoe UI Symbol"/>
+          <w:b/>
+          <w:bCs/>
+        </w:rPr>
+        <w:t>⃣</w:t>
+      </w:r>
+      <w:r>
+        <w:rPr>
+          <w:b/>
+          <w:bCs/>
+        </w:rPr>
+        <w:t xml:space="preserve"> Sensitive to feature scales</w:t>
+      </w:r>
+    </w:p>
+    <w:p>
+      <w:pPr>
+        <w:numPr>
+          <w:ilvl w:val="0"/>
+          <w:numId w:val="68"/>
+        </w:numPr>
+        <w:spacing w:after="0"/>
+      </w:pPr>
+      <w:r>
+        <w:t>Features with larger numerical ranges dominate the distance measure.</w:t>
+      </w:r>
+    </w:p>
+    <w:p>
+      <w:pPr>
+        <w:numPr>
+          <w:ilvl w:val="0"/>
+          <w:numId w:val="68"/>
+        </w:numPr>
+        <w:spacing w:after="0"/>
+      </w:pPr>
+      <w:r>
+        <w:t xml:space="preserve">Example: if height is in </w:t>
+      </w:r>
+      <w:proofErr w:type="spellStart"/>
+      <w:r>
+        <w:t>centimeters</w:t>
+      </w:r>
+      <w:proofErr w:type="spellEnd"/>
+      <w:r>
+        <w:t xml:space="preserve"> (100–200) and weight in kg (40–100), the height difference might overshadow weight differences.</w:t>
+      </w:r>
+    </w:p>
+    <w:p>
+      <w:pPr>
+        <w:numPr>
+          <w:ilvl w:val="0"/>
+          <w:numId w:val="68"/>
+        </w:numPr>
+        <w:spacing w:after="0"/>
+      </w:pPr>
+      <w:r>
+        <w:rPr>
+          <w:b/>
+          <w:bCs/>
+        </w:rPr>
+        <w:t>Solution:</w:t>
+      </w:r>
+      <w:r>
+        <w:t xml:space="preserve"> normalize/scale features before using KNN.</w:t>
+      </w:r>
+    </w:p>
+    <w:p>
+      <w:pPr>
+        <w:spacing w:after="0"/>
+      </w:pPr>
+      <w:r>
+        <w:pict w14:anchorId="74D4FED5">
+          <v:rect id="_x0000_i1118" style="width:0;height:1.5pt" o:hralign="center" o:hrstd="t" o:hr="t" fillcolor="#a0a0a0" stroked="f"/>
+        </w:pict>
+      </w:r>
+    </w:p>
+    <w:p>
+      <w:pPr>
+        <w:spacing w:after="0"/>
+        <w:rPr>
+          <w:b/>
+          <w:bCs/>
+        </w:rPr>
+      </w:pPr>
+      <w:r>
+        <w:rPr>
+          <w:b/>
+          <w:bCs/>
+        </w:rPr>
+        <w:t>5️</w:t>
+      </w:r>
+      <w:r>
+        <w:rPr>
+          <w:rFonts w:ascii="Segoe UI Symbol" w:hAnsi="Segoe UI Symbol" w:cs="Segoe UI Symbol"/>
+          <w:b/>
+          <w:bCs/>
+        </w:rPr>
+        <w:t>⃣</w:t>
+      </w:r>
+      <w:r>
+        <w:rPr>
+          <w:b/>
+          <w:bCs/>
+        </w:rPr>
+        <w:t xml:space="preserve"> Poor performance in high dimensions </w:t>
+      </w:r>
+      <w:r>
+        <w:rPr>
+          <w:b/>
+          <w:bCs/>
+          <w:i/>
+          <w:iCs/>
+        </w:rPr>
+        <w:t>(curse of dimensionality)</w:t>
+      </w:r>
+    </w:p>
+    <w:p>
+      <w:pPr>
+        <w:numPr>
+          <w:ilvl w:val="0"/>
+          <w:numId w:val="69"/>
+        </w:numPr>
+        <w:spacing w:after="0"/>
+      </w:pPr>
+      <w:r>
+        <w:t xml:space="preserve">As the number of features grows, all points tend to be “equidistant,” so “nearest” </w:t>
+      </w:r>
+      <w:proofErr w:type="spellStart"/>
+      <w:r>
+        <w:t>neighbors</w:t>
+      </w:r>
+      <w:proofErr w:type="spellEnd"/>
+      <w:r>
+        <w:t xml:space="preserve"> become less meaningful.</w:t>
+      </w:r>
+    </w:p>
+    <w:p>
+      <w:pPr>
+        <w:numPr>
+          <w:ilvl w:val="0"/>
+          <w:numId w:val="69"/>
+        </w:numPr>
+        <w:spacing w:after="0"/>
+      </w:pPr>
+      <w:r>
+        <w:t>Works best in low to moderate dimensions.</w:t>
+      </w:r>
+    </w:p>
+    <w:p>
+      <w:pPr>
+        <w:spacing w:after="0"/>
+      </w:pPr>
+      <w:r>
+        <w:pict w14:anchorId="2A411D34">
+          <v:rect id="_x0000_i1119" style="width:0;height:1.5pt" o:hralign="center" o:hrstd="t" o:hr="t" fillcolor="#a0a0a0" stroked="f"/>
+        </w:pict>
+      </w:r>
+    </w:p>
+    <w:p>
+      <w:pPr>
+        <w:spacing w:after="0"/>
+        <w:rPr>
+          <w:b/>
+          <w:bCs/>
+        </w:rPr>
+      </w:pPr>
+      <w:r>
+        <w:rPr>
+          <w:b/>
+          <w:bCs/>
+        </w:rPr>
+        <w:t>6️</w:t>
+      </w:r>
+      <w:r>
+        <w:rPr>
+          <w:rFonts w:ascii="Segoe UI Symbol" w:hAnsi="Segoe UI Symbol" w:cs="Segoe UI Symbol"/>
+          <w:b/>
+          <w:bCs/>
+        </w:rPr>
+        <w:t>⃣</w:t>
+      </w:r>
+      <w:r>
+        <w:rPr>
+          <w:b/>
+          <w:bCs/>
+        </w:rPr>
+        <w:t xml:space="preserve"> Noisy data can mislead it</w:t>
+      </w:r>
+    </w:p>
+    <w:p>
+      <w:pPr>
+        <w:numPr>
+          <w:ilvl w:val="0"/>
+          <w:numId w:val="70"/>
+        </w:numPr>
+        <w:spacing w:after="0"/>
+      </w:pPr>
+      <w:r>
+        <w:t xml:space="preserve">A few </w:t>
+      </w:r>
+      <w:proofErr w:type="spellStart"/>
+      <w:r>
+        <w:t>mislabeled</w:t>
+      </w:r>
+      <w:proofErr w:type="spellEnd"/>
+      <w:r>
+        <w:t xml:space="preserve"> points in the training set can cause wrong predictions for nearby test points.</w:t>
+      </w:r>
+    </w:p>
+    <w:p>
+      <w:pPr>
+        <w:spacing w:after="0"/>
+      </w:pPr>
+      <w:r>
+        <w:pict w14:anchorId="1F0A2CFC">
+          <v:rect id="_x0000_i1120" style="width:0;height:1.5pt" o:hralign="center" o:hrstd="t" o:hr="t" fillcolor="#a0a0a0" stroked="f"/>
+        </w:pict>
+      </w:r>
+    </w:p>
+    <w:p>
+      <w:pPr>
+        <w:spacing w:after="0"/>
+      </w:pPr>
+      <w:r>
+        <w:rPr>
+          <w:rFonts w:ascii="Segoe UI Emoji" w:hAnsi="Segoe UI Emoji" w:cs="Segoe UI Emoji"/>
+        </w:rPr>
+        <w:t>💡</w:t>
+      </w:r>
+      <w:r>
+        <w:t xml:space="preserve"> </w:t>
+      </w:r>
+      <w:r>
+        <w:rPr>
+          <w:b/>
+          <w:bCs/>
+        </w:rPr>
+        <w:t>When to avoid KNN:</w:t>
+      </w:r>
+    </w:p>
+    <w:p>
+      <w:pPr>
+        <w:numPr>
+          <w:ilvl w:val="0"/>
+          <w:numId w:val="71"/>
+        </w:numPr>
+        <w:spacing w:after="0"/>
+      </w:pPr>
+      <w:r>
+        <w:t>Very large datasets (too slow)</w:t>
+      </w:r>
+    </w:p>
+    <w:p>
+      <w:pPr>
+        <w:numPr>
+          <w:ilvl w:val="0"/>
+          <w:numId w:val="71"/>
+        </w:numPr>
+        <w:spacing w:after="0"/>
+      </w:pPr>
+      <w:r>
+        <w:t>Many irrelevant features (hurts accuracy)</w:t>
+      </w:r>
+    </w:p>
+    <w:p>
+      <w:pPr>
+        <w:numPr>
+          <w:ilvl w:val="0"/>
+          <w:numId w:val="71"/>
+        </w:numPr>
+        <w:spacing w:after="0"/>
+      </w:pPr>
+      <w:r>
+        <w:t>High-dimensional data without feature selection/reduction</w:t>
+      </w:r>
+    </w:p>
+    <w:p/>
     <w:sectPr>
       <w:pgSz w:w="11906" w:h="16838"/>
       <w:pgMar w:top="1440" w:right="1440" w:bottom="1440" w:left="1440" w:header="708" w:footer="708" w:gutter="0"/>
@@ -2601,6 +3745,453 @@
     </w:lvl>
   </w:abstractNum>
   <w:abstractNum w:abstractNumId="3" w15:restartNumberingAfterBreak="0">
+    <w:nsid w:val="07CD70A5"/>
+    <w:multiLevelType w:val="multilevel"/>
+    <w:tmpl w:val="71E61192"/>
+    <w:lvl w:ilvl="0">
+      <w:start w:val="1"/>
+      <w:numFmt w:val="bullet"/>
+      <w:lvlText w:val=""/>
+      <w:lvlJc w:val="left"/>
+      <w:pPr>
+        <w:tabs>
+          <w:tab w:val="num" w:pos="720"/>
+        </w:tabs>
+        <w:ind w:left="720" w:hanging="360"/>
+      </w:pPr>
+      <w:rPr>
+        <w:rFonts w:ascii="Symbol" w:hAnsi="Symbol" w:hint="default"/>
+        <w:sz w:val="20"/>
+      </w:rPr>
+    </w:lvl>
+    <w:lvl w:ilvl="1" w:tentative="1">
+      <w:start w:val="1"/>
+      <w:numFmt w:val="bullet"/>
+      <w:lvlText w:val="o"/>
+      <w:lvlJc w:val="left"/>
+      <w:pPr>
+        <w:tabs>
+          <w:tab w:val="num" w:pos="1440"/>
+        </w:tabs>
+        <w:ind w:left="1440" w:hanging="360"/>
+      </w:pPr>
+      <w:rPr>
+        <w:rFonts w:ascii="Courier New" w:hAnsi="Courier New" w:hint="default"/>
+        <w:sz w:val="20"/>
+      </w:rPr>
+    </w:lvl>
+    <w:lvl w:ilvl="2" w:tentative="1">
+      <w:start w:val="1"/>
+      <w:numFmt w:val="bullet"/>
+      <w:lvlText w:val=""/>
+      <w:lvlJc w:val="left"/>
+      <w:pPr>
+        <w:tabs>
+          <w:tab w:val="num" w:pos="2160"/>
+        </w:tabs>
+        <w:ind w:left="2160" w:hanging="360"/>
+      </w:pPr>
+      <w:rPr>
+        <w:rFonts w:ascii="Wingdings" w:hAnsi="Wingdings" w:hint="default"/>
+        <w:sz w:val="20"/>
+      </w:rPr>
+    </w:lvl>
+    <w:lvl w:ilvl="3" w:tentative="1">
+      <w:start w:val="1"/>
+      <w:numFmt w:val="bullet"/>
+      <w:lvlText w:val=""/>
+      <w:lvlJc w:val="left"/>
+      <w:pPr>
+        <w:tabs>
+          <w:tab w:val="num" w:pos="2880"/>
+        </w:tabs>
+        <w:ind w:left="2880" w:hanging="360"/>
+      </w:pPr>
+      <w:rPr>
+        <w:rFonts w:ascii="Wingdings" w:hAnsi="Wingdings" w:hint="default"/>
+        <w:sz w:val="20"/>
+      </w:rPr>
+    </w:lvl>
+    <w:lvl w:ilvl="4" w:tentative="1">
+      <w:start w:val="1"/>
+      <w:numFmt w:val="bullet"/>
+      <w:lvlText w:val=""/>
+      <w:lvlJc w:val="left"/>
+      <w:pPr>
+        <w:tabs>
+          <w:tab w:val="num" w:pos="3600"/>
+        </w:tabs>
+        <w:ind w:left="3600" w:hanging="360"/>
+      </w:pPr>
+      <w:rPr>
+        <w:rFonts w:ascii="Wingdings" w:hAnsi="Wingdings" w:hint="default"/>
+        <w:sz w:val="20"/>
+      </w:rPr>
+    </w:lvl>
+    <w:lvl w:ilvl="5" w:tentative="1">
+      <w:start w:val="1"/>
+      <w:numFmt w:val="bullet"/>
+      <w:lvlText w:val=""/>
+      <w:lvlJc w:val="left"/>
+      <w:pPr>
+        <w:tabs>
+          <w:tab w:val="num" w:pos="4320"/>
+        </w:tabs>
+        <w:ind w:left="4320" w:hanging="360"/>
+      </w:pPr>
+      <w:rPr>
+        <w:rFonts w:ascii="Wingdings" w:hAnsi="Wingdings" w:hint="default"/>
+        <w:sz w:val="20"/>
+      </w:rPr>
+    </w:lvl>
+    <w:lvl w:ilvl="6" w:tentative="1">
+      <w:start w:val="1"/>
+      <w:numFmt w:val="bullet"/>
+      <w:lvlText w:val=""/>
+      <w:lvlJc w:val="left"/>
+      <w:pPr>
+        <w:tabs>
+          <w:tab w:val="num" w:pos="5040"/>
+        </w:tabs>
+        <w:ind w:left="5040" w:hanging="360"/>
+      </w:pPr>
+      <w:rPr>
+        <w:rFonts w:ascii="Wingdings" w:hAnsi="Wingdings" w:hint="default"/>
+        <w:sz w:val="20"/>
+      </w:rPr>
+    </w:lvl>
+    <w:lvl w:ilvl="7" w:tentative="1">
+      <w:start w:val="1"/>
+      <w:numFmt w:val="bullet"/>
+      <w:lvlText w:val=""/>
+      <w:lvlJc w:val="left"/>
+      <w:pPr>
+        <w:tabs>
+          <w:tab w:val="num" w:pos="5760"/>
+        </w:tabs>
+        <w:ind w:left="5760" w:hanging="360"/>
+      </w:pPr>
+      <w:rPr>
+        <w:rFonts w:ascii="Wingdings" w:hAnsi="Wingdings" w:hint="default"/>
+        <w:sz w:val="20"/>
+      </w:rPr>
+    </w:lvl>
+    <w:lvl w:ilvl="8" w:tentative="1">
+      <w:start w:val="1"/>
+      <w:numFmt w:val="bullet"/>
+      <w:lvlText w:val=""/>
+      <w:lvlJc w:val="left"/>
+      <w:pPr>
+        <w:tabs>
+          <w:tab w:val="num" w:pos="6480"/>
+        </w:tabs>
+        <w:ind w:left="6480" w:hanging="360"/>
+      </w:pPr>
+      <w:rPr>
+        <w:rFonts w:ascii="Wingdings" w:hAnsi="Wingdings" w:hint="default"/>
+        <w:sz w:val="20"/>
+      </w:rPr>
+    </w:lvl>
+  </w:abstractNum>
+  <w:abstractNum w:abstractNumId="4" w15:restartNumberingAfterBreak="0">
+    <w:nsid w:val="0C1A68F3"/>
+    <w:multiLevelType w:val="multilevel"/>
+    <w:tmpl w:val="020A916A"/>
+    <w:lvl w:ilvl="0">
+      <w:start w:val="1"/>
+      <w:numFmt w:val="bullet"/>
+      <w:lvlText w:val=""/>
+      <w:lvlJc w:val="left"/>
+      <w:pPr>
+        <w:tabs>
+          <w:tab w:val="num" w:pos="720"/>
+        </w:tabs>
+        <w:ind w:left="720" w:hanging="360"/>
+      </w:pPr>
+      <w:rPr>
+        <w:rFonts w:ascii="Symbol" w:hAnsi="Symbol" w:hint="default"/>
+        <w:sz w:val="20"/>
+      </w:rPr>
+    </w:lvl>
+    <w:lvl w:ilvl="1" w:tentative="1">
+      <w:start w:val="1"/>
+      <w:numFmt w:val="bullet"/>
+      <w:lvlText w:val="o"/>
+      <w:lvlJc w:val="left"/>
+      <w:pPr>
+        <w:tabs>
+          <w:tab w:val="num" w:pos="1440"/>
+        </w:tabs>
+        <w:ind w:left="1440" w:hanging="360"/>
+      </w:pPr>
+      <w:rPr>
+        <w:rFonts w:ascii="Courier New" w:hAnsi="Courier New" w:hint="default"/>
+        <w:sz w:val="20"/>
+      </w:rPr>
+    </w:lvl>
+    <w:lvl w:ilvl="2" w:tentative="1">
+      <w:start w:val="1"/>
+      <w:numFmt w:val="bullet"/>
+      <w:lvlText w:val=""/>
+      <w:lvlJc w:val="left"/>
+      <w:pPr>
+        <w:tabs>
+          <w:tab w:val="num" w:pos="2160"/>
+        </w:tabs>
+        <w:ind w:left="2160" w:hanging="360"/>
+      </w:pPr>
+      <w:rPr>
+        <w:rFonts w:ascii="Wingdings" w:hAnsi="Wingdings" w:hint="default"/>
+        <w:sz w:val="20"/>
+      </w:rPr>
+    </w:lvl>
+    <w:lvl w:ilvl="3" w:tentative="1">
+      <w:start w:val="1"/>
+      <w:numFmt w:val="bullet"/>
+      <w:lvlText w:val=""/>
+      <w:lvlJc w:val="left"/>
+      <w:pPr>
+        <w:tabs>
+          <w:tab w:val="num" w:pos="2880"/>
+        </w:tabs>
+        <w:ind w:left="2880" w:hanging="360"/>
+      </w:pPr>
+      <w:rPr>
+        <w:rFonts w:ascii="Wingdings" w:hAnsi="Wingdings" w:hint="default"/>
+        <w:sz w:val="20"/>
+      </w:rPr>
+    </w:lvl>
+    <w:lvl w:ilvl="4" w:tentative="1">
+      <w:start w:val="1"/>
+      <w:numFmt w:val="bullet"/>
+      <w:lvlText w:val=""/>
+      <w:lvlJc w:val="left"/>
+      <w:pPr>
+        <w:tabs>
+          <w:tab w:val="num" w:pos="3600"/>
+        </w:tabs>
+        <w:ind w:left="3600" w:hanging="360"/>
+      </w:pPr>
+      <w:rPr>
+        <w:rFonts w:ascii="Wingdings" w:hAnsi="Wingdings" w:hint="default"/>
+        <w:sz w:val="20"/>
+      </w:rPr>
+    </w:lvl>
+    <w:lvl w:ilvl="5" w:tentative="1">
+      <w:start w:val="1"/>
+      <w:numFmt w:val="bullet"/>
+      <w:lvlText w:val=""/>
+      <w:lvlJc w:val="left"/>
+      <w:pPr>
+        <w:tabs>
+          <w:tab w:val="num" w:pos="4320"/>
+        </w:tabs>
+        <w:ind w:left="4320" w:hanging="360"/>
+      </w:pPr>
+      <w:rPr>
+        <w:rFonts w:ascii="Wingdings" w:hAnsi="Wingdings" w:hint="default"/>
+        <w:sz w:val="20"/>
+      </w:rPr>
+    </w:lvl>
+    <w:lvl w:ilvl="6" w:tentative="1">
+      <w:start w:val="1"/>
+      <w:numFmt w:val="bullet"/>
+      <w:lvlText w:val=""/>
+      <w:lvlJc w:val="left"/>
+      <w:pPr>
+        <w:tabs>
+          <w:tab w:val="num" w:pos="5040"/>
+        </w:tabs>
+        <w:ind w:left="5040" w:hanging="360"/>
+      </w:pPr>
+      <w:rPr>
+        <w:rFonts w:ascii="Wingdings" w:hAnsi="Wingdings" w:hint="default"/>
+        <w:sz w:val="20"/>
+      </w:rPr>
+    </w:lvl>
+    <w:lvl w:ilvl="7" w:tentative="1">
+      <w:start w:val="1"/>
+      <w:numFmt w:val="bullet"/>
+      <w:lvlText w:val=""/>
+      <w:lvlJc w:val="left"/>
+      <w:pPr>
+        <w:tabs>
+          <w:tab w:val="num" w:pos="5760"/>
+        </w:tabs>
+        <w:ind w:left="5760" w:hanging="360"/>
+      </w:pPr>
+      <w:rPr>
+        <w:rFonts w:ascii="Wingdings" w:hAnsi="Wingdings" w:hint="default"/>
+        <w:sz w:val="20"/>
+      </w:rPr>
+    </w:lvl>
+    <w:lvl w:ilvl="8" w:tentative="1">
+      <w:start w:val="1"/>
+      <w:numFmt w:val="bullet"/>
+      <w:lvlText w:val=""/>
+      <w:lvlJc w:val="left"/>
+      <w:pPr>
+        <w:tabs>
+          <w:tab w:val="num" w:pos="6480"/>
+        </w:tabs>
+        <w:ind w:left="6480" w:hanging="360"/>
+      </w:pPr>
+      <w:rPr>
+        <w:rFonts w:ascii="Wingdings" w:hAnsi="Wingdings" w:hint="default"/>
+        <w:sz w:val="20"/>
+      </w:rPr>
+    </w:lvl>
+  </w:abstractNum>
+  <w:abstractNum w:abstractNumId="5" w15:restartNumberingAfterBreak="0">
+    <w:nsid w:val="0F7B06C8"/>
+    <w:multiLevelType w:val="multilevel"/>
+    <w:tmpl w:val="C71ACC96"/>
+    <w:lvl w:ilvl="0">
+      <w:start w:val="1"/>
+      <w:numFmt w:val="bullet"/>
+      <w:lvlText w:val=""/>
+      <w:lvlJc w:val="left"/>
+      <w:pPr>
+        <w:tabs>
+          <w:tab w:val="num" w:pos="720"/>
+        </w:tabs>
+        <w:ind w:left="720" w:hanging="360"/>
+      </w:pPr>
+      <w:rPr>
+        <w:rFonts w:ascii="Symbol" w:hAnsi="Symbol" w:hint="default"/>
+        <w:sz w:val="20"/>
+      </w:rPr>
+    </w:lvl>
+    <w:lvl w:ilvl="1" w:tentative="1">
+      <w:start w:val="1"/>
+      <w:numFmt w:val="bullet"/>
+      <w:lvlText w:val="o"/>
+      <w:lvlJc w:val="left"/>
+      <w:pPr>
+        <w:tabs>
+          <w:tab w:val="num" w:pos="1440"/>
+        </w:tabs>
+        <w:ind w:left="1440" w:hanging="360"/>
+      </w:pPr>
+      <w:rPr>
+        <w:rFonts w:ascii="Courier New" w:hAnsi="Courier New" w:hint="default"/>
+        <w:sz w:val="20"/>
+      </w:rPr>
+    </w:lvl>
+    <w:lvl w:ilvl="2" w:tentative="1">
+      <w:start w:val="1"/>
+      <w:numFmt w:val="bullet"/>
+      <w:lvlText w:val=""/>
+      <w:lvlJc w:val="left"/>
+      <w:pPr>
+        <w:tabs>
+          <w:tab w:val="num" w:pos="2160"/>
+        </w:tabs>
+        <w:ind w:left="2160" w:hanging="360"/>
+      </w:pPr>
+      <w:rPr>
+        <w:rFonts w:ascii="Wingdings" w:hAnsi="Wingdings" w:hint="default"/>
+        <w:sz w:val="20"/>
+      </w:rPr>
+    </w:lvl>
+    <w:lvl w:ilvl="3" w:tentative="1">
+      <w:start w:val="1"/>
+      <w:numFmt w:val="bullet"/>
+      <w:lvlText w:val=""/>
+      <w:lvlJc w:val="left"/>
+      <w:pPr>
+        <w:tabs>
+          <w:tab w:val="num" w:pos="2880"/>
+        </w:tabs>
+        <w:ind w:left="2880" w:hanging="360"/>
+      </w:pPr>
+      <w:rPr>
+        <w:rFonts w:ascii="Wingdings" w:hAnsi="Wingdings" w:hint="default"/>
+        <w:sz w:val="20"/>
+      </w:rPr>
+    </w:lvl>
+    <w:lvl w:ilvl="4" w:tentative="1">
+      <w:start w:val="1"/>
+      <w:numFmt w:val="bullet"/>
+      <w:lvlText w:val=""/>
+      <w:lvlJc w:val="left"/>
+      <w:pPr>
+        <w:tabs>
+          <w:tab w:val="num" w:pos="3600"/>
+        </w:tabs>
+        <w:ind w:left="3600" w:hanging="360"/>
+      </w:pPr>
+      <w:rPr>
+        <w:rFonts w:ascii="Wingdings" w:hAnsi="Wingdings" w:hint="default"/>
+        <w:sz w:val="20"/>
+      </w:rPr>
+    </w:lvl>
+    <w:lvl w:ilvl="5" w:tentative="1">
+      <w:start w:val="1"/>
+      <w:numFmt w:val="bullet"/>
+      <w:lvlText w:val=""/>
+      <w:lvlJc w:val="left"/>
+      <w:pPr>
+        <w:tabs>
+          <w:tab w:val="num" w:pos="4320"/>
+        </w:tabs>
+        <w:ind w:left="4320" w:hanging="360"/>
+      </w:pPr>
+      <w:rPr>
+        <w:rFonts w:ascii="Wingdings" w:hAnsi="Wingdings" w:hint="default"/>
+        <w:sz w:val="20"/>
+      </w:rPr>
+    </w:lvl>
+    <w:lvl w:ilvl="6" w:tentative="1">
+      <w:start w:val="1"/>
+      <w:numFmt w:val="bullet"/>
+      <w:lvlText w:val=""/>
+      <w:lvlJc w:val="left"/>
+      <w:pPr>
+        <w:tabs>
+          <w:tab w:val="num" w:pos="5040"/>
+        </w:tabs>
+        <w:ind w:left="5040" w:hanging="360"/>
+      </w:pPr>
+      <w:rPr>
+        <w:rFonts w:ascii="Wingdings" w:hAnsi="Wingdings" w:hint="default"/>
+        <w:sz w:val="20"/>
+      </w:rPr>
+    </w:lvl>
+    <w:lvl w:ilvl="7" w:tentative="1">
+      <w:start w:val="1"/>
+      <w:numFmt w:val="bullet"/>
+      <w:lvlText w:val=""/>
+      <w:lvlJc w:val="left"/>
+      <w:pPr>
+        <w:tabs>
+          <w:tab w:val="num" w:pos="5760"/>
+        </w:tabs>
+        <w:ind w:left="5760" w:hanging="360"/>
+      </w:pPr>
+      <w:rPr>
+        <w:rFonts w:ascii="Wingdings" w:hAnsi="Wingdings" w:hint="default"/>
+        <w:sz w:val="20"/>
+      </w:rPr>
+    </w:lvl>
+    <w:lvl w:ilvl="8" w:tentative="1">
+      <w:start w:val="1"/>
+      <w:numFmt w:val="bullet"/>
+      <w:lvlText w:val=""/>
+      <w:lvlJc w:val="left"/>
+      <w:pPr>
+        <w:tabs>
+          <w:tab w:val="num" w:pos="6480"/>
+        </w:tabs>
+        <w:ind w:left="6480" w:hanging="360"/>
+      </w:pPr>
+      <w:rPr>
+        <w:rFonts w:ascii="Wingdings" w:hAnsi="Wingdings" w:hint="default"/>
+        <w:sz w:val="20"/>
+      </w:rPr>
+    </w:lvl>
+  </w:abstractNum>
+  <w:abstractNum w:abstractNumId="6" w15:restartNumberingAfterBreak="0">
     <w:nsid w:val="15E93CAA"/>
     <w:multiLevelType w:val="multilevel"/>
     <w:tmpl w:val="19CA9A96"/>
@@ -2713,7 +4304,454 @@
       </w:pPr>
     </w:lvl>
   </w:abstractNum>
-  <w:abstractNum w:abstractNumId="4" w15:restartNumberingAfterBreak="0">
+  <w:abstractNum w:abstractNumId="7" w15:restartNumberingAfterBreak="0">
+    <w:nsid w:val="1DBB3578"/>
+    <w:multiLevelType w:val="multilevel"/>
+    <w:tmpl w:val="D83040B4"/>
+    <w:lvl w:ilvl="0">
+      <w:start w:val="1"/>
+      <w:numFmt w:val="bullet"/>
+      <w:lvlText w:val=""/>
+      <w:lvlJc w:val="left"/>
+      <w:pPr>
+        <w:tabs>
+          <w:tab w:val="num" w:pos="720"/>
+        </w:tabs>
+        <w:ind w:left="720" w:hanging="360"/>
+      </w:pPr>
+      <w:rPr>
+        <w:rFonts w:ascii="Symbol" w:hAnsi="Symbol" w:hint="default"/>
+        <w:sz w:val="20"/>
+      </w:rPr>
+    </w:lvl>
+    <w:lvl w:ilvl="1" w:tentative="1">
+      <w:start w:val="1"/>
+      <w:numFmt w:val="bullet"/>
+      <w:lvlText w:val="o"/>
+      <w:lvlJc w:val="left"/>
+      <w:pPr>
+        <w:tabs>
+          <w:tab w:val="num" w:pos="1440"/>
+        </w:tabs>
+        <w:ind w:left="1440" w:hanging="360"/>
+      </w:pPr>
+      <w:rPr>
+        <w:rFonts w:ascii="Courier New" w:hAnsi="Courier New" w:hint="default"/>
+        <w:sz w:val="20"/>
+      </w:rPr>
+    </w:lvl>
+    <w:lvl w:ilvl="2" w:tentative="1">
+      <w:start w:val="1"/>
+      <w:numFmt w:val="bullet"/>
+      <w:lvlText w:val=""/>
+      <w:lvlJc w:val="left"/>
+      <w:pPr>
+        <w:tabs>
+          <w:tab w:val="num" w:pos="2160"/>
+        </w:tabs>
+        <w:ind w:left="2160" w:hanging="360"/>
+      </w:pPr>
+      <w:rPr>
+        <w:rFonts w:ascii="Wingdings" w:hAnsi="Wingdings" w:hint="default"/>
+        <w:sz w:val="20"/>
+      </w:rPr>
+    </w:lvl>
+    <w:lvl w:ilvl="3" w:tentative="1">
+      <w:start w:val="1"/>
+      <w:numFmt w:val="bullet"/>
+      <w:lvlText w:val=""/>
+      <w:lvlJc w:val="left"/>
+      <w:pPr>
+        <w:tabs>
+          <w:tab w:val="num" w:pos="2880"/>
+        </w:tabs>
+        <w:ind w:left="2880" w:hanging="360"/>
+      </w:pPr>
+      <w:rPr>
+        <w:rFonts w:ascii="Wingdings" w:hAnsi="Wingdings" w:hint="default"/>
+        <w:sz w:val="20"/>
+      </w:rPr>
+    </w:lvl>
+    <w:lvl w:ilvl="4" w:tentative="1">
+      <w:start w:val="1"/>
+      <w:numFmt w:val="bullet"/>
+      <w:lvlText w:val=""/>
+      <w:lvlJc w:val="left"/>
+      <w:pPr>
+        <w:tabs>
+          <w:tab w:val="num" w:pos="3600"/>
+        </w:tabs>
+        <w:ind w:left="3600" w:hanging="360"/>
+      </w:pPr>
+      <w:rPr>
+        <w:rFonts w:ascii="Wingdings" w:hAnsi="Wingdings" w:hint="default"/>
+        <w:sz w:val="20"/>
+      </w:rPr>
+    </w:lvl>
+    <w:lvl w:ilvl="5" w:tentative="1">
+      <w:start w:val="1"/>
+      <w:numFmt w:val="bullet"/>
+      <w:lvlText w:val=""/>
+      <w:lvlJc w:val="left"/>
+      <w:pPr>
+        <w:tabs>
+          <w:tab w:val="num" w:pos="4320"/>
+        </w:tabs>
+        <w:ind w:left="4320" w:hanging="360"/>
+      </w:pPr>
+      <w:rPr>
+        <w:rFonts w:ascii="Wingdings" w:hAnsi="Wingdings" w:hint="default"/>
+        <w:sz w:val="20"/>
+      </w:rPr>
+    </w:lvl>
+    <w:lvl w:ilvl="6" w:tentative="1">
+      <w:start w:val="1"/>
+      <w:numFmt w:val="bullet"/>
+      <w:lvlText w:val=""/>
+      <w:lvlJc w:val="left"/>
+      <w:pPr>
+        <w:tabs>
+          <w:tab w:val="num" w:pos="5040"/>
+        </w:tabs>
+        <w:ind w:left="5040" w:hanging="360"/>
+      </w:pPr>
+      <w:rPr>
+        <w:rFonts w:ascii="Wingdings" w:hAnsi="Wingdings" w:hint="default"/>
+        <w:sz w:val="20"/>
+      </w:rPr>
+    </w:lvl>
+    <w:lvl w:ilvl="7" w:tentative="1">
+      <w:start w:val="1"/>
+      <w:numFmt w:val="bullet"/>
+      <w:lvlText w:val=""/>
+      <w:lvlJc w:val="left"/>
+      <w:pPr>
+        <w:tabs>
+          <w:tab w:val="num" w:pos="5760"/>
+        </w:tabs>
+        <w:ind w:left="5760" w:hanging="360"/>
+      </w:pPr>
+      <w:rPr>
+        <w:rFonts w:ascii="Wingdings" w:hAnsi="Wingdings" w:hint="default"/>
+        <w:sz w:val="20"/>
+      </w:rPr>
+    </w:lvl>
+    <w:lvl w:ilvl="8" w:tentative="1">
+      <w:start w:val="1"/>
+      <w:numFmt w:val="bullet"/>
+      <w:lvlText w:val=""/>
+      <w:lvlJc w:val="left"/>
+      <w:pPr>
+        <w:tabs>
+          <w:tab w:val="num" w:pos="6480"/>
+        </w:tabs>
+        <w:ind w:left="6480" w:hanging="360"/>
+      </w:pPr>
+      <w:rPr>
+        <w:rFonts w:ascii="Wingdings" w:hAnsi="Wingdings" w:hint="default"/>
+        <w:sz w:val="20"/>
+      </w:rPr>
+    </w:lvl>
+  </w:abstractNum>
+  <w:abstractNum w:abstractNumId="8" w15:restartNumberingAfterBreak="0">
+    <w:nsid w:val="1F732EEF"/>
+    <w:multiLevelType w:val="multilevel"/>
+    <w:tmpl w:val="A42CB008"/>
+    <w:lvl w:ilvl="0">
+      <w:start w:val="1"/>
+      <w:numFmt w:val="bullet"/>
+      <w:lvlText w:val=""/>
+      <w:lvlJc w:val="left"/>
+      <w:pPr>
+        <w:tabs>
+          <w:tab w:val="num" w:pos="720"/>
+        </w:tabs>
+        <w:ind w:left="720" w:hanging="360"/>
+      </w:pPr>
+      <w:rPr>
+        <w:rFonts w:ascii="Symbol" w:hAnsi="Symbol" w:hint="default"/>
+        <w:sz w:val="20"/>
+      </w:rPr>
+    </w:lvl>
+    <w:lvl w:ilvl="1" w:tentative="1">
+      <w:start w:val="1"/>
+      <w:numFmt w:val="bullet"/>
+      <w:lvlText w:val="o"/>
+      <w:lvlJc w:val="left"/>
+      <w:pPr>
+        <w:tabs>
+          <w:tab w:val="num" w:pos="1440"/>
+        </w:tabs>
+        <w:ind w:left="1440" w:hanging="360"/>
+      </w:pPr>
+      <w:rPr>
+        <w:rFonts w:ascii="Courier New" w:hAnsi="Courier New" w:hint="default"/>
+        <w:sz w:val="20"/>
+      </w:rPr>
+    </w:lvl>
+    <w:lvl w:ilvl="2" w:tentative="1">
+      <w:start w:val="1"/>
+      <w:numFmt w:val="bullet"/>
+      <w:lvlText w:val=""/>
+      <w:lvlJc w:val="left"/>
+      <w:pPr>
+        <w:tabs>
+          <w:tab w:val="num" w:pos="2160"/>
+        </w:tabs>
+        <w:ind w:left="2160" w:hanging="360"/>
+      </w:pPr>
+      <w:rPr>
+        <w:rFonts w:ascii="Wingdings" w:hAnsi="Wingdings" w:hint="default"/>
+        <w:sz w:val="20"/>
+      </w:rPr>
+    </w:lvl>
+    <w:lvl w:ilvl="3" w:tentative="1">
+      <w:start w:val="1"/>
+      <w:numFmt w:val="bullet"/>
+      <w:lvlText w:val=""/>
+      <w:lvlJc w:val="left"/>
+      <w:pPr>
+        <w:tabs>
+          <w:tab w:val="num" w:pos="2880"/>
+        </w:tabs>
+        <w:ind w:left="2880" w:hanging="360"/>
+      </w:pPr>
+      <w:rPr>
+        <w:rFonts w:ascii="Wingdings" w:hAnsi="Wingdings" w:hint="default"/>
+        <w:sz w:val="20"/>
+      </w:rPr>
+    </w:lvl>
+    <w:lvl w:ilvl="4" w:tentative="1">
+      <w:start w:val="1"/>
+      <w:numFmt w:val="bullet"/>
+      <w:lvlText w:val=""/>
+      <w:lvlJc w:val="left"/>
+      <w:pPr>
+        <w:tabs>
+          <w:tab w:val="num" w:pos="3600"/>
+        </w:tabs>
+        <w:ind w:left="3600" w:hanging="360"/>
+      </w:pPr>
+      <w:rPr>
+        <w:rFonts w:ascii="Wingdings" w:hAnsi="Wingdings" w:hint="default"/>
+        <w:sz w:val="20"/>
+      </w:rPr>
+    </w:lvl>
+    <w:lvl w:ilvl="5" w:tentative="1">
+      <w:start w:val="1"/>
+      <w:numFmt w:val="bullet"/>
+      <w:lvlText w:val=""/>
+      <w:lvlJc w:val="left"/>
+      <w:pPr>
+        <w:tabs>
+          <w:tab w:val="num" w:pos="4320"/>
+        </w:tabs>
+        <w:ind w:left="4320" w:hanging="360"/>
+      </w:pPr>
+      <w:rPr>
+        <w:rFonts w:ascii="Wingdings" w:hAnsi="Wingdings" w:hint="default"/>
+        <w:sz w:val="20"/>
+      </w:rPr>
+    </w:lvl>
+    <w:lvl w:ilvl="6" w:tentative="1">
+      <w:start w:val="1"/>
+      <w:numFmt w:val="bullet"/>
+      <w:lvlText w:val=""/>
+      <w:lvlJc w:val="left"/>
+      <w:pPr>
+        <w:tabs>
+          <w:tab w:val="num" w:pos="5040"/>
+        </w:tabs>
+        <w:ind w:left="5040" w:hanging="360"/>
+      </w:pPr>
+      <w:rPr>
+        <w:rFonts w:ascii="Wingdings" w:hAnsi="Wingdings" w:hint="default"/>
+        <w:sz w:val="20"/>
+      </w:rPr>
+    </w:lvl>
+    <w:lvl w:ilvl="7" w:tentative="1">
+      <w:start w:val="1"/>
+      <w:numFmt w:val="bullet"/>
+      <w:lvlText w:val=""/>
+      <w:lvlJc w:val="left"/>
+      <w:pPr>
+        <w:tabs>
+          <w:tab w:val="num" w:pos="5760"/>
+        </w:tabs>
+        <w:ind w:left="5760" w:hanging="360"/>
+      </w:pPr>
+      <w:rPr>
+        <w:rFonts w:ascii="Wingdings" w:hAnsi="Wingdings" w:hint="default"/>
+        <w:sz w:val="20"/>
+      </w:rPr>
+    </w:lvl>
+    <w:lvl w:ilvl="8" w:tentative="1">
+      <w:start w:val="1"/>
+      <w:numFmt w:val="bullet"/>
+      <w:lvlText w:val=""/>
+      <w:lvlJc w:val="left"/>
+      <w:pPr>
+        <w:tabs>
+          <w:tab w:val="num" w:pos="6480"/>
+        </w:tabs>
+        <w:ind w:left="6480" w:hanging="360"/>
+      </w:pPr>
+      <w:rPr>
+        <w:rFonts w:ascii="Wingdings" w:hAnsi="Wingdings" w:hint="default"/>
+        <w:sz w:val="20"/>
+      </w:rPr>
+    </w:lvl>
+  </w:abstractNum>
+  <w:abstractNum w:abstractNumId="9" w15:restartNumberingAfterBreak="0">
+    <w:nsid w:val="2208396F"/>
+    <w:multiLevelType w:val="multilevel"/>
+    <w:tmpl w:val="51E66B8C"/>
+    <w:lvl w:ilvl="0">
+      <w:start w:val="1"/>
+      <w:numFmt w:val="bullet"/>
+      <w:lvlText w:val=""/>
+      <w:lvlJc w:val="left"/>
+      <w:pPr>
+        <w:tabs>
+          <w:tab w:val="num" w:pos="720"/>
+        </w:tabs>
+        <w:ind w:left="720" w:hanging="360"/>
+      </w:pPr>
+      <w:rPr>
+        <w:rFonts w:ascii="Symbol" w:hAnsi="Symbol" w:hint="default"/>
+        <w:sz w:val="20"/>
+      </w:rPr>
+    </w:lvl>
+    <w:lvl w:ilvl="1" w:tentative="1">
+      <w:start w:val="1"/>
+      <w:numFmt w:val="bullet"/>
+      <w:lvlText w:val="o"/>
+      <w:lvlJc w:val="left"/>
+      <w:pPr>
+        <w:tabs>
+          <w:tab w:val="num" w:pos="1440"/>
+        </w:tabs>
+        <w:ind w:left="1440" w:hanging="360"/>
+      </w:pPr>
+      <w:rPr>
+        <w:rFonts w:ascii="Courier New" w:hAnsi="Courier New" w:hint="default"/>
+        <w:sz w:val="20"/>
+      </w:rPr>
+    </w:lvl>
+    <w:lvl w:ilvl="2" w:tentative="1">
+      <w:start w:val="1"/>
+      <w:numFmt w:val="bullet"/>
+      <w:lvlText w:val=""/>
+      <w:lvlJc w:val="left"/>
+      <w:pPr>
+        <w:tabs>
+          <w:tab w:val="num" w:pos="2160"/>
+        </w:tabs>
+        <w:ind w:left="2160" w:hanging="360"/>
+      </w:pPr>
+      <w:rPr>
+        <w:rFonts w:ascii="Wingdings" w:hAnsi="Wingdings" w:hint="default"/>
+        <w:sz w:val="20"/>
+      </w:rPr>
+    </w:lvl>
+    <w:lvl w:ilvl="3" w:tentative="1">
+      <w:start w:val="1"/>
+      <w:numFmt w:val="bullet"/>
+      <w:lvlText w:val=""/>
+      <w:lvlJc w:val="left"/>
+      <w:pPr>
+        <w:tabs>
+          <w:tab w:val="num" w:pos="2880"/>
+        </w:tabs>
+        <w:ind w:left="2880" w:hanging="360"/>
+      </w:pPr>
+      <w:rPr>
+        <w:rFonts w:ascii="Wingdings" w:hAnsi="Wingdings" w:hint="default"/>
+        <w:sz w:val="20"/>
+      </w:rPr>
+    </w:lvl>
+    <w:lvl w:ilvl="4" w:tentative="1">
+      <w:start w:val="1"/>
+      <w:numFmt w:val="bullet"/>
+      <w:lvlText w:val=""/>
+      <w:lvlJc w:val="left"/>
+      <w:pPr>
+        <w:tabs>
+          <w:tab w:val="num" w:pos="3600"/>
+        </w:tabs>
+        <w:ind w:left="3600" w:hanging="360"/>
+      </w:pPr>
+      <w:rPr>
+        <w:rFonts w:ascii="Wingdings" w:hAnsi="Wingdings" w:hint="default"/>
+        <w:sz w:val="20"/>
+      </w:rPr>
+    </w:lvl>
+    <w:lvl w:ilvl="5" w:tentative="1">
+      <w:start w:val="1"/>
+      <w:numFmt w:val="bullet"/>
+      <w:lvlText w:val=""/>
+      <w:lvlJc w:val="left"/>
+      <w:pPr>
+        <w:tabs>
+          <w:tab w:val="num" w:pos="4320"/>
+        </w:tabs>
+        <w:ind w:left="4320" w:hanging="360"/>
+      </w:pPr>
+      <w:rPr>
+        <w:rFonts w:ascii="Wingdings" w:hAnsi="Wingdings" w:hint="default"/>
+        <w:sz w:val="20"/>
+      </w:rPr>
+    </w:lvl>
+    <w:lvl w:ilvl="6" w:tentative="1">
+      <w:start w:val="1"/>
+      <w:numFmt w:val="bullet"/>
+      <w:lvlText w:val=""/>
+      <w:lvlJc w:val="left"/>
+      <w:pPr>
+        <w:tabs>
+          <w:tab w:val="num" w:pos="5040"/>
+        </w:tabs>
+        <w:ind w:left="5040" w:hanging="360"/>
+      </w:pPr>
+      <w:rPr>
+        <w:rFonts w:ascii="Wingdings" w:hAnsi="Wingdings" w:hint="default"/>
+        <w:sz w:val="20"/>
+      </w:rPr>
+    </w:lvl>
+    <w:lvl w:ilvl="7" w:tentative="1">
+      <w:start w:val="1"/>
+      <w:numFmt w:val="bullet"/>
+      <w:lvlText w:val=""/>
+      <w:lvlJc w:val="left"/>
+      <w:pPr>
+        <w:tabs>
+          <w:tab w:val="num" w:pos="5760"/>
+        </w:tabs>
+        <w:ind w:left="5760" w:hanging="360"/>
+      </w:pPr>
+      <w:rPr>
+        <w:rFonts w:ascii="Wingdings" w:hAnsi="Wingdings" w:hint="default"/>
+        <w:sz w:val="20"/>
+      </w:rPr>
+    </w:lvl>
+    <w:lvl w:ilvl="8" w:tentative="1">
+      <w:start w:val="1"/>
+      <w:numFmt w:val="bullet"/>
+      <w:lvlText w:val=""/>
+      <w:lvlJc w:val="left"/>
+      <w:pPr>
+        <w:tabs>
+          <w:tab w:val="num" w:pos="6480"/>
+        </w:tabs>
+        <w:ind w:left="6480" w:hanging="360"/>
+      </w:pPr>
+      <w:rPr>
+        <w:rFonts w:ascii="Wingdings" w:hAnsi="Wingdings" w:hint="default"/>
+        <w:sz w:val="20"/>
+      </w:rPr>
+    </w:lvl>
+  </w:abstractNum>
+  <w:abstractNum w:abstractNumId="10" w15:restartNumberingAfterBreak="0">
     <w:nsid w:val="29A42C7C"/>
     <w:multiLevelType w:val="multilevel"/>
     <w:tmpl w:val="95A45BA2"/>
@@ -2862,7 +4900,156 @@
       </w:rPr>
     </w:lvl>
   </w:abstractNum>
-  <w:abstractNum w:abstractNumId="5" w15:restartNumberingAfterBreak="0">
+  <w:abstractNum w:abstractNumId="11" w15:restartNumberingAfterBreak="0">
+    <w:nsid w:val="31425DF5"/>
+    <w:multiLevelType w:val="multilevel"/>
+    <w:tmpl w:val="85B62D64"/>
+    <w:lvl w:ilvl="0">
+      <w:start w:val="1"/>
+      <w:numFmt w:val="bullet"/>
+      <w:lvlText w:val=""/>
+      <w:lvlJc w:val="left"/>
+      <w:pPr>
+        <w:tabs>
+          <w:tab w:val="num" w:pos="720"/>
+        </w:tabs>
+        <w:ind w:left="720" w:hanging="360"/>
+      </w:pPr>
+      <w:rPr>
+        <w:rFonts w:ascii="Symbol" w:hAnsi="Symbol" w:hint="default"/>
+        <w:sz w:val="20"/>
+      </w:rPr>
+    </w:lvl>
+    <w:lvl w:ilvl="1" w:tentative="1">
+      <w:start w:val="1"/>
+      <w:numFmt w:val="bullet"/>
+      <w:lvlText w:val="o"/>
+      <w:lvlJc w:val="left"/>
+      <w:pPr>
+        <w:tabs>
+          <w:tab w:val="num" w:pos="1440"/>
+        </w:tabs>
+        <w:ind w:left="1440" w:hanging="360"/>
+      </w:pPr>
+      <w:rPr>
+        <w:rFonts w:ascii="Courier New" w:hAnsi="Courier New" w:hint="default"/>
+        <w:sz w:val="20"/>
+      </w:rPr>
+    </w:lvl>
+    <w:lvl w:ilvl="2" w:tentative="1">
+      <w:start w:val="1"/>
+      <w:numFmt w:val="bullet"/>
+      <w:lvlText w:val=""/>
+      <w:lvlJc w:val="left"/>
+      <w:pPr>
+        <w:tabs>
+          <w:tab w:val="num" w:pos="2160"/>
+        </w:tabs>
+        <w:ind w:left="2160" w:hanging="360"/>
+      </w:pPr>
+      <w:rPr>
+        <w:rFonts w:ascii="Wingdings" w:hAnsi="Wingdings" w:hint="default"/>
+        <w:sz w:val="20"/>
+      </w:rPr>
+    </w:lvl>
+    <w:lvl w:ilvl="3" w:tentative="1">
+      <w:start w:val="1"/>
+      <w:numFmt w:val="bullet"/>
+      <w:lvlText w:val=""/>
+      <w:lvlJc w:val="left"/>
+      <w:pPr>
+        <w:tabs>
+          <w:tab w:val="num" w:pos="2880"/>
+        </w:tabs>
+        <w:ind w:left="2880" w:hanging="360"/>
+      </w:pPr>
+      <w:rPr>
+        <w:rFonts w:ascii="Wingdings" w:hAnsi="Wingdings" w:hint="default"/>
+        <w:sz w:val="20"/>
+      </w:rPr>
+    </w:lvl>
+    <w:lvl w:ilvl="4" w:tentative="1">
+      <w:start w:val="1"/>
+      <w:numFmt w:val="bullet"/>
+      <w:lvlText w:val=""/>
+      <w:lvlJc w:val="left"/>
+      <w:pPr>
+        <w:tabs>
+          <w:tab w:val="num" w:pos="3600"/>
+        </w:tabs>
+        <w:ind w:left="3600" w:hanging="360"/>
+      </w:pPr>
+      <w:rPr>
+        <w:rFonts w:ascii="Wingdings" w:hAnsi="Wingdings" w:hint="default"/>
+        <w:sz w:val="20"/>
+      </w:rPr>
+    </w:lvl>
+    <w:lvl w:ilvl="5" w:tentative="1">
+      <w:start w:val="1"/>
+      <w:numFmt w:val="bullet"/>
+      <w:lvlText w:val=""/>
+      <w:lvlJc w:val="left"/>
+      <w:pPr>
+        <w:tabs>
+          <w:tab w:val="num" w:pos="4320"/>
+        </w:tabs>
+        <w:ind w:left="4320" w:hanging="360"/>
+      </w:pPr>
+      <w:rPr>
+        <w:rFonts w:ascii="Wingdings" w:hAnsi="Wingdings" w:hint="default"/>
+        <w:sz w:val="20"/>
+      </w:rPr>
+    </w:lvl>
+    <w:lvl w:ilvl="6" w:tentative="1">
+      <w:start w:val="1"/>
+      <w:numFmt w:val="bullet"/>
+      <w:lvlText w:val=""/>
+      <w:lvlJc w:val="left"/>
+      <w:pPr>
+        <w:tabs>
+          <w:tab w:val="num" w:pos="5040"/>
+        </w:tabs>
+        <w:ind w:left="5040" w:hanging="360"/>
+      </w:pPr>
+      <w:rPr>
+        <w:rFonts w:ascii="Wingdings" w:hAnsi="Wingdings" w:hint="default"/>
+        <w:sz w:val="20"/>
+      </w:rPr>
+    </w:lvl>
+    <w:lvl w:ilvl="7" w:tentative="1">
+      <w:start w:val="1"/>
+      <w:numFmt w:val="bullet"/>
+      <w:lvlText w:val=""/>
+      <w:lvlJc w:val="left"/>
+      <w:pPr>
+        <w:tabs>
+          <w:tab w:val="num" w:pos="5760"/>
+        </w:tabs>
+        <w:ind w:left="5760" w:hanging="360"/>
+      </w:pPr>
+      <w:rPr>
+        <w:rFonts w:ascii="Wingdings" w:hAnsi="Wingdings" w:hint="default"/>
+        <w:sz w:val="20"/>
+      </w:rPr>
+    </w:lvl>
+    <w:lvl w:ilvl="8" w:tentative="1">
+      <w:start w:val="1"/>
+      <w:numFmt w:val="bullet"/>
+      <w:lvlText w:val=""/>
+      <w:lvlJc w:val="left"/>
+      <w:pPr>
+        <w:tabs>
+          <w:tab w:val="num" w:pos="6480"/>
+        </w:tabs>
+        <w:ind w:left="6480" w:hanging="360"/>
+      </w:pPr>
+      <w:rPr>
+        <w:rFonts w:ascii="Wingdings" w:hAnsi="Wingdings" w:hint="default"/>
+        <w:sz w:val="20"/>
+      </w:rPr>
+    </w:lvl>
+  </w:abstractNum>
+  <w:abstractNum w:abstractNumId="12" w15:restartNumberingAfterBreak="0">
     <w:nsid w:val="35B23B7E"/>
     <w:multiLevelType w:val="multilevel"/>
     <w:tmpl w:val="31166CD6"/>
@@ -3011,7 +5198,305 @@
       </w:rPr>
     </w:lvl>
   </w:abstractNum>
-  <w:abstractNum w:abstractNumId="6" w15:restartNumberingAfterBreak="0">
+  <w:abstractNum w:abstractNumId="13" w15:restartNumberingAfterBreak="0">
+    <w:nsid w:val="362B5CA5"/>
+    <w:multiLevelType w:val="multilevel"/>
+    <w:tmpl w:val="BC268BD8"/>
+    <w:lvl w:ilvl="0">
+      <w:start w:val="1"/>
+      <w:numFmt w:val="bullet"/>
+      <w:lvlText w:val=""/>
+      <w:lvlJc w:val="left"/>
+      <w:pPr>
+        <w:tabs>
+          <w:tab w:val="num" w:pos="720"/>
+        </w:tabs>
+        <w:ind w:left="720" w:hanging="360"/>
+      </w:pPr>
+      <w:rPr>
+        <w:rFonts w:ascii="Symbol" w:hAnsi="Symbol" w:hint="default"/>
+        <w:sz w:val="20"/>
+      </w:rPr>
+    </w:lvl>
+    <w:lvl w:ilvl="1" w:tentative="1">
+      <w:start w:val="1"/>
+      <w:numFmt w:val="bullet"/>
+      <w:lvlText w:val="o"/>
+      <w:lvlJc w:val="left"/>
+      <w:pPr>
+        <w:tabs>
+          <w:tab w:val="num" w:pos="1440"/>
+        </w:tabs>
+        <w:ind w:left="1440" w:hanging="360"/>
+      </w:pPr>
+      <w:rPr>
+        <w:rFonts w:ascii="Courier New" w:hAnsi="Courier New" w:hint="default"/>
+        <w:sz w:val="20"/>
+      </w:rPr>
+    </w:lvl>
+    <w:lvl w:ilvl="2" w:tentative="1">
+      <w:start w:val="1"/>
+      <w:numFmt w:val="bullet"/>
+      <w:lvlText w:val=""/>
+      <w:lvlJc w:val="left"/>
+      <w:pPr>
+        <w:tabs>
+          <w:tab w:val="num" w:pos="2160"/>
+        </w:tabs>
+        <w:ind w:left="2160" w:hanging="360"/>
+      </w:pPr>
+      <w:rPr>
+        <w:rFonts w:ascii="Wingdings" w:hAnsi="Wingdings" w:hint="default"/>
+        <w:sz w:val="20"/>
+      </w:rPr>
+    </w:lvl>
+    <w:lvl w:ilvl="3" w:tentative="1">
+      <w:start w:val="1"/>
+      <w:numFmt w:val="bullet"/>
+      <w:lvlText w:val=""/>
+      <w:lvlJc w:val="left"/>
+      <w:pPr>
+        <w:tabs>
+          <w:tab w:val="num" w:pos="2880"/>
+        </w:tabs>
+        <w:ind w:left="2880" w:hanging="360"/>
+      </w:pPr>
+      <w:rPr>
+        <w:rFonts w:ascii="Wingdings" w:hAnsi="Wingdings" w:hint="default"/>
+        <w:sz w:val="20"/>
+      </w:rPr>
+    </w:lvl>
+    <w:lvl w:ilvl="4" w:tentative="1">
+      <w:start w:val="1"/>
+      <w:numFmt w:val="bullet"/>
+      <w:lvlText w:val=""/>
+      <w:lvlJc w:val="left"/>
+      <w:pPr>
+        <w:tabs>
+          <w:tab w:val="num" w:pos="3600"/>
+        </w:tabs>
+        <w:ind w:left="3600" w:hanging="360"/>
+      </w:pPr>
+      <w:rPr>
+        <w:rFonts w:ascii="Wingdings" w:hAnsi="Wingdings" w:hint="default"/>
+        <w:sz w:val="20"/>
+      </w:rPr>
+    </w:lvl>
+    <w:lvl w:ilvl="5" w:tentative="1">
+      <w:start w:val="1"/>
+      <w:numFmt w:val="bullet"/>
+      <w:lvlText w:val=""/>
+      <w:lvlJc w:val="left"/>
+      <w:pPr>
+        <w:tabs>
+          <w:tab w:val="num" w:pos="4320"/>
+        </w:tabs>
+        <w:ind w:left="4320" w:hanging="360"/>
+      </w:pPr>
+      <w:rPr>
+        <w:rFonts w:ascii="Wingdings" w:hAnsi="Wingdings" w:hint="default"/>
+        <w:sz w:val="20"/>
+      </w:rPr>
+    </w:lvl>
+    <w:lvl w:ilvl="6" w:tentative="1">
+      <w:start w:val="1"/>
+      <w:numFmt w:val="bullet"/>
+      <w:lvlText w:val=""/>
+      <w:lvlJc w:val="left"/>
+      <w:pPr>
+        <w:tabs>
+          <w:tab w:val="num" w:pos="5040"/>
+        </w:tabs>
+        <w:ind w:left="5040" w:hanging="360"/>
+      </w:pPr>
+      <w:rPr>
+        <w:rFonts w:ascii="Wingdings" w:hAnsi="Wingdings" w:hint="default"/>
+        <w:sz w:val="20"/>
+      </w:rPr>
+    </w:lvl>
+    <w:lvl w:ilvl="7" w:tentative="1">
+      <w:start w:val="1"/>
+      <w:numFmt w:val="bullet"/>
+      <w:lvlText w:val=""/>
+      <w:lvlJc w:val="left"/>
+      <w:pPr>
+        <w:tabs>
+          <w:tab w:val="num" w:pos="5760"/>
+        </w:tabs>
+        <w:ind w:left="5760" w:hanging="360"/>
+      </w:pPr>
+      <w:rPr>
+        <w:rFonts w:ascii="Wingdings" w:hAnsi="Wingdings" w:hint="default"/>
+        <w:sz w:val="20"/>
+      </w:rPr>
+    </w:lvl>
+    <w:lvl w:ilvl="8" w:tentative="1">
+      <w:start w:val="1"/>
+      <w:numFmt w:val="bullet"/>
+      <w:lvlText w:val=""/>
+      <w:lvlJc w:val="left"/>
+      <w:pPr>
+        <w:tabs>
+          <w:tab w:val="num" w:pos="6480"/>
+        </w:tabs>
+        <w:ind w:left="6480" w:hanging="360"/>
+      </w:pPr>
+      <w:rPr>
+        <w:rFonts w:ascii="Wingdings" w:hAnsi="Wingdings" w:hint="default"/>
+        <w:sz w:val="20"/>
+      </w:rPr>
+    </w:lvl>
+  </w:abstractNum>
+  <w:abstractNum w:abstractNumId="14" w15:restartNumberingAfterBreak="0">
+    <w:nsid w:val="39535D9F"/>
+    <w:multiLevelType w:val="multilevel"/>
+    <w:tmpl w:val="E878C08C"/>
+    <w:lvl w:ilvl="0">
+      <w:start w:val="1"/>
+      <w:numFmt w:val="bullet"/>
+      <w:lvlText w:val=""/>
+      <w:lvlJc w:val="left"/>
+      <w:pPr>
+        <w:tabs>
+          <w:tab w:val="num" w:pos="720"/>
+        </w:tabs>
+        <w:ind w:left="720" w:hanging="360"/>
+      </w:pPr>
+      <w:rPr>
+        <w:rFonts w:ascii="Symbol" w:hAnsi="Symbol" w:hint="default"/>
+        <w:sz w:val="20"/>
+      </w:rPr>
+    </w:lvl>
+    <w:lvl w:ilvl="1" w:tentative="1">
+      <w:start w:val="1"/>
+      <w:numFmt w:val="bullet"/>
+      <w:lvlText w:val="o"/>
+      <w:lvlJc w:val="left"/>
+      <w:pPr>
+        <w:tabs>
+          <w:tab w:val="num" w:pos="1440"/>
+        </w:tabs>
+        <w:ind w:left="1440" w:hanging="360"/>
+      </w:pPr>
+      <w:rPr>
+        <w:rFonts w:ascii="Courier New" w:hAnsi="Courier New" w:hint="default"/>
+        <w:sz w:val="20"/>
+      </w:rPr>
+    </w:lvl>
+    <w:lvl w:ilvl="2" w:tentative="1">
+      <w:start w:val="1"/>
+      <w:numFmt w:val="bullet"/>
+      <w:lvlText w:val=""/>
+      <w:lvlJc w:val="left"/>
+      <w:pPr>
+        <w:tabs>
+          <w:tab w:val="num" w:pos="2160"/>
+        </w:tabs>
+        <w:ind w:left="2160" w:hanging="360"/>
+      </w:pPr>
+      <w:rPr>
+        <w:rFonts w:ascii="Wingdings" w:hAnsi="Wingdings" w:hint="default"/>
+        <w:sz w:val="20"/>
+      </w:rPr>
+    </w:lvl>
+    <w:lvl w:ilvl="3" w:tentative="1">
+      <w:start w:val="1"/>
+      <w:numFmt w:val="bullet"/>
+      <w:lvlText w:val=""/>
+      <w:lvlJc w:val="left"/>
+      <w:pPr>
+        <w:tabs>
+          <w:tab w:val="num" w:pos="2880"/>
+        </w:tabs>
+        <w:ind w:left="2880" w:hanging="360"/>
+      </w:pPr>
+      <w:rPr>
+        <w:rFonts w:ascii="Wingdings" w:hAnsi="Wingdings" w:hint="default"/>
+        <w:sz w:val="20"/>
+      </w:rPr>
+    </w:lvl>
+    <w:lvl w:ilvl="4" w:tentative="1">
+      <w:start w:val="1"/>
+      <w:numFmt w:val="bullet"/>
+      <w:lvlText w:val=""/>
+      <w:lvlJc w:val="left"/>
+      <w:pPr>
+        <w:tabs>
+          <w:tab w:val="num" w:pos="3600"/>
+        </w:tabs>
+        <w:ind w:left="3600" w:hanging="360"/>
+      </w:pPr>
+      <w:rPr>
+        <w:rFonts w:ascii="Wingdings" w:hAnsi="Wingdings" w:hint="default"/>
+        <w:sz w:val="20"/>
+      </w:rPr>
+    </w:lvl>
+    <w:lvl w:ilvl="5" w:tentative="1">
+      <w:start w:val="1"/>
+      <w:numFmt w:val="bullet"/>
+      <w:lvlText w:val=""/>
+      <w:lvlJc w:val="left"/>
+      <w:pPr>
+        <w:tabs>
+          <w:tab w:val="num" w:pos="4320"/>
+        </w:tabs>
+        <w:ind w:left="4320" w:hanging="360"/>
+      </w:pPr>
+      <w:rPr>
+        <w:rFonts w:ascii="Wingdings" w:hAnsi="Wingdings" w:hint="default"/>
+        <w:sz w:val="20"/>
+      </w:rPr>
+    </w:lvl>
+    <w:lvl w:ilvl="6" w:tentative="1">
+      <w:start w:val="1"/>
+      <w:numFmt w:val="bullet"/>
+      <w:lvlText w:val=""/>
+      <w:lvlJc w:val="left"/>
+      <w:pPr>
+        <w:tabs>
+          <w:tab w:val="num" w:pos="5040"/>
+        </w:tabs>
+        <w:ind w:left="5040" w:hanging="360"/>
+      </w:pPr>
+      <w:rPr>
+        <w:rFonts w:ascii="Wingdings" w:hAnsi="Wingdings" w:hint="default"/>
+        <w:sz w:val="20"/>
+      </w:rPr>
+    </w:lvl>
+    <w:lvl w:ilvl="7" w:tentative="1">
+      <w:start w:val="1"/>
+      <w:numFmt w:val="bullet"/>
+      <w:lvlText w:val=""/>
+      <w:lvlJc w:val="left"/>
+      <w:pPr>
+        <w:tabs>
+          <w:tab w:val="num" w:pos="5760"/>
+        </w:tabs>
+        <w:ind w:left="5760" w:hanging="360"/>
+      </w:pPr>
+      <w:rPr>
+        <w:rFonts w:ascii="Wingdings" w:hAnsi="Wingdings" w:hint="default"/>
+        <w:sz w:val="20"/>
+      </w:rPr>
+    </w:lvl>
+    <w:lvl w:ilvl="8" w:tentative="1">
+      <w:start w:val="1"/>
+      <w:numFmt w:val="bullet"/>
+      <w:lvlText w:val=""/>
+      <w:lvlJc w:val="left"/>
+      <w:pPr>
+        <w:tabs>
+          <w:tab w:val="num" w:pos="6480"/>
+        </w:tabs>
+        <w:ind w:left="6480" w:hanging="360"/>
+      </w:pPr>
+      <w:rPr>
+        <w:rFonts w:ascii="Wingdings" w:hAnsi="Wingdings" w:hint="default"/>
+        <w:sz w:val="20"/>
+      </w:rPr>
+    </w:lvl>
+  </w:abstractNum>
+  <w:abstractNum w:abstractNumId="15" w15:restartNumberingAfterBreak="0">
     <w:nsid w:val="41621D01"/>
     <w:multiLevelType w:val="multilevel"/>
     <w:tmpl w:val="B8D8BBDC"/>
@@ -3160,7 +5645,7 @@
       </w:rPr>
     </w:lvl>
   </w:abstractNum>
-  <w:abstractNum w:abstractNumId="7" w15:restartNumberingAfterBreak="0">
+  <w:abstractNum w:abstractNumId="16" w15:restartNumberingAfterBreak="0">
     <w:nsid w:val="433C1A2A"/>
     <w:multiLevelType w:val="multilevel"/>
     <w:tmpl w:val="EFB0EE44"/>
@@ -3309,7 +5794,305 @@
       </w:rPr>
     </w:lvl>
   </w:abstractNum>
-  <w:abstractNum w:abstractNumId="8" w15:restartNumberingAfterBreak="0">
+  <w:abstractNum w:abstractNumId="17" w15:restartNumberingAfterBreak="0">
+    <w:nsid w:val="43857B05"/>
+    <w:multiLevelType w:val="multilevel"/>
+    <w:tmpl w:val="7C3683A4"/>
+    <w:lvl w:ilvl="0">
+      <w:start w:val="1"/>
+      <w:numFmt w:val="bullet"/>
+      <w:lvlText w:val=""/>
+      <w:lvlJc w:val="left"/>
+      <w:pPr>
+        <w:tabs>
+          <w:tab w:val="num" w:pos="720"/>
+        </w:tabs>
+        <w:ind w:left="720" w:hanging="360"/>
+      </w:pPr>
+      <w:rPr>
+        <w:rFonts w:ascii="Symbol" w:hAnsi="Symbol" w:hint="default"/>
+        <w:sz w:val="20"/>
+      </w:rPr>
+    </w:lvl>
+    <w:lvl w:ilvl="1" w:tentative="1">
+      <w:start w:val="1"/>
+      <w:numFmt w:val="bullet"/>
+      <w:lvlText w:val="o"/>
+      <w:lvlJc w:val="left"/>
+      <w:pPr>
+        <w:tabs>
+          <w:tab w:val="num" w:pos="1440"/>
+        </w:tabs>
+        <w:ind w:left="1440" w:hanging="360"/>
+      </w:pPr>
+      <w:rPr>
+        <w:rFonts w:ascii="Courier New" w:hAnsi="Courier New" w:hint="default"/>
+        <w:sz w:val="20"/>
+      </w:rPr>
+    </w:lvl>
+    <w:lvl w:ilvl="2" w:tentative="1">
+      <w:start w:val="1"/>
+      <w:numFmt w:val="bullet"/>
+      <w:lvlText w:val=""/>
+      <w:lvlJc w:val="left"/>
+      <w:pPr>
+        <w:tabs>
+          <w:tab w:val="num" w:pos="2160"/>
+        </w:tabs>
+        <w:ind w:left="2160" w:hanging="360"/>
+      </w:pPr>
+      <w:rPr>
+        <w:rFonts w:ascii="Wingdings" w:hAnsi="Wingdings" w:hint="default"/>
+        <w:sz w:val="20"/>
+      </w:rPr>
+    </w:lvl>
+    <w:lvl w:ilvl="3" w:tentative="1">
+      <w:start w:val="1"/>
+      <w:numFmt w:val="bullet"/>
+      <w:lvlText w:val=""/>
+      <w:lvlJc w:val="left"/>
+      <w:pPr>
+        <w:tabs>
+          <w:tab w:val="num" w:pos="2880"/>
+        </w:tabs>
+        <w:ind w:left="2880" w:hanging="360"/>
+      </w:pPr>
+      <w:rPr>
+        <w:rFonts w:ascii="Wingdings" w:hAnsi="Wingdings" w:hint="default"/>
+        <w:sz w:val="20"/>
+      </w:rPr>
+    </w:lvl>
+    <w:lvl w:ilvl="4" w:tentative="1">
+      <w:start w:val="1"/>
+      <w:numFmt w:val="bullet"/>
+      <w:lvlText w:val=""/>
+      <w:lvlJc w:val="left"/>
+      <w:pPr>
+        <w:tabs>
+          <w:tab w:val="num" w:pos="3600"/>
+        </w:tabs>
+        <w:ind w:left="3600" w:hanging="360"/>
+      </w:pPr>
+      <w:rPr>
+        <w:rFonts w:ascii="Wingdings" w:hAnsi="Wingdings" w:hint="default"/>
+        <w:sz w:val="20"/>
+      </w:rPr>
+    </w:lvl>
+    <w:lvl w:ilvl="5" w:tentative="1">
+      <w:start w:val="1"/>
+      <w:numFmt w:val="bullet"/>
+      <w:lvlText w:val=""/>
+      <w:lvlJc w:val="left"/>
+      <w:pPr>
+        <w:tabs>
+          <w:tab w:val="num" w:pos="4320"/>
+        </w:tabs>
+        <w:ind w:left="4320" w:hanging="360"/>
+      </w:pPr>
+      <w:rPr>
+        <w:rFonts w:ascii="Wingdings" w:hAnsi="Wingdings" w:hint="default"/>
+        <w:sz w:val="20"/>
+      </w:rPr>
+    </w:lvl>
+    <w:lvl w:ilvl="6" w:tentative="1">
+      <w:start w:val="1"/>
+      <w:numFmt w:val="bullet"/>
+      <w:lvlText w:val=""/>
+      <w:lvlJc w:val="left"/>
+      <w:pPr>
+        <w:tabs>
+          <w:tab w:val="num" w:pos="5040"/>
+        </w:tabs>
+        <w:ind w:left="5040" w:hanging="360"/>
+      </w:pPr>
+      <w:rPr>
+        <w:rFonts w:ascii="Wingdings" w:hAnsi="Wingdings" w:hint="default"/>
+        <w:sz w:val="20"/>
+      </w:rPr>
+    </w:lvl>
+    <w:lvl w:ilvl="7" w:tentative="1">
+      <w:start w:val="1"/>
+      <w:numFmt w:val="bullet"/>
+      <w:lvlText w:val=""/>
+      <w:lvlJc w:val="left"/>
+      <w:pPr>
+        <w:tabs>
+          <w:tab w:val="num" w:pos="5760"/>
+        </w:tabs>
+        <w:ind w:left="5760" w:hanging="360"/>
+      </w:pPr>
+      <w:rPr>
+        <w:rFonts w:ascii="Wingdings" w:hAnsi="Wingdings" w:hint="default"/>
+        <w:sz w:val="20"/>
+      </w:rPr>
+    </w:lvl>
+    <w:lvl w:ilvl="8" w:tentative="1">
+      <w:start w:val="1"/>
+      <w:numFmt w:val="bullet"/>
+      <w:lvlText w:val=""/>
+      <w:lvlJc w:val="left"/>
+      <w:pPr>
+        <w:tabs>
+          <w:tab w:val="num" w:pos="6480"/>
+        </w:tabs>
+        <w:ind w:left="6480" w:hanging="360"/>
+      </w:pPr>
+      <w:rPr>
+        <w:rFonts w:ascii="Wingdings" w:hAnsi="Wingdings" w:hint="default"/>
+        <w:sz w:val="20"/>
+      </w:rPr>
+    </w:lvl>
+  </w:abstractNum>
+  <w:abstractNum w:abstractNumId="18" w15:restartNumberingAfterBreak="0">
+    <w:nsid w:val="48942325"/>
+    <w:multiLevelType w:val="multilevel"/>
+    <w:tmpl w:val="0292E686"/>
+    <w:lvl w:ilvl="0">
+      <w:start w:val="1"/>
+      <w:numFmt w:val="bullet"/>
+      <w:lvlText w:val=""/>
+      <w:lvlJc w:val="left"/>
+      <w:pPr>
+        <w:tabs>
+          <w:tab w:val="num" w:pos="720"/>
+        </w:tabs>
+        <w:ind w:left="720" w:hanging="360"/>
+      </w:pPr>
+      <w:rPr>
+        <w:rFonts w:ascii="Symbol" w:hAnsi="Symbol" w:hint="default"/>
+        <w:sz w:val="20"/>
+      </w:rPr>
+    </w:lvl>
+    <w:lvl w:ilvl="1" w:tentative="1">
+      <w:start w:val="1"/>
+      <w:numFmt w:val="bullet"/>
+      <w:lvlText w:val="o"/>
+      <w:lvlJc w:val="left"/>
+      <w:pPr>
+        <w:tabs>
+          <w:tab w:val="num" w:pos="1440"/>
+        </w:tabs>
+        <w:ind w:left="1440" w:hanging="360"/>
+      </w:pPr>
+      <w:rPr>
+        <w:rFonts w:ascii="Courier New" w:hAnsi="Courier New" w:hint="default"/>
+        <w:sz w:val="20"/>
+      </w:rPr>
+    </w:lvl>
+    <w:lvl w:ilvl="2" w:tentative="1">
+      <w:start w:val="1"/>
+      <w:numFmt w:val="bullet"/>
+      <w:lvlText w:val=""/>
+      <w:lvlJc w:val="left"/>
+      <w:pPr>
+        <w:tabs>
+          <w:tab w:val="num" w:pos="2160"/>
+        </w:tabs>
+        <w:ind w:left="2160" w:hanging="360"/>
+      </w:pPr>
+      <w:rPr>
+        <w:rFonts w:ascii="Wingdings" w:hAnsi="Wingdings" w:hint="default"/>
+        <w:sz w:val="20"/>
+      </w:rPr>
+    </w:lvl>
+    <w:lvl w:ilvl="3" w:tentative="1">
+      <w:start w:val="1"/>
+      <w:numFmt w:val="bullet"/>
+      <w:lvlText w:val=""/>
+      <w:lvlJc w:val="left"/>
+      <w:pPr>
+        <w:tabs>
+          <w:tab w:val="num" w:pos="2880"/>
+        </w:tabs>
+        <w:ind w:left="2880" w:hanging="360"/>
+      </w:pPr>
+      <w:rPr>
+        <w:rFonts w:ascii="Wingdings" w:hAnsi="Wingdings" w:hint="default"/>
+        <w:sz w:val="20"/>
+      </w:rPr>
+    </w:lvl>
+    <w:lvl w:ilvl="4" w:tentative="1">
+      <w:start w:val="1"/>
+      <w:numFmt w:val="bullet"/>
+      <w:lvlText w:val=""/>
+      <w:lvlJc w:val="left"/>
+      <w:pPr>
+        <w:tabs>
+          <w:tab w:val="num" w:pos="3600"/>
+        </w:tabs>
+        <w:ind w:left="3600" w:hanging="360"/>
+      </w:pPr>
+      <w:rPr>
+        <w:rFonts w:ascii="Wingdings" w:hAnsi="Wingdings" w:hint="default"/>
+        <w:sz w:val="20"/>
+      </w:rPr>
+    </w:lvl>
+    <w:lvl w:ilvl="5" w:tentative="1">
+      <w:start w:val="1"/>
+      <w:numFmt w:val="bullet"/>
+      <w:lvlText w:val=""/>
+      <w:lvlJc w:val="left"/>
+      <w:pPr>
+        <w:tabs>
+          <w:tab w:val="num" w:pos="4320"/>
+        </w:tabs>
+        <w:ind w:left="4320" w:hanging="360"/>
+      </w:pPr>
+      <w:rPr>
+        <w:rFonts w:ascii="Wingdings" w:hAnsi="Wingdings" w:hint="default"/>
+        <w:sz w:val="20"/>
+      </w:rPr>
+    </w:lvl>
+    <w:lvl w:ilvl="6" w:tentative="1">
+      <w:start w:val="1"/>
+      <w:numFmt w:val="bullet"/>
+      <w:lvlText w:val=""/>
+      <w:lvlJc w:val="left"/>
+      <w:pPr>
+        <w:tabs>
+          <w:tab w:val="num" w:pos="5040"/>
+        </w:tabs>
+        <w:ind w:left="5040" w:hanging="360"/>
+      </w:pPr>
+      <w:rPr>
+        <w:rFonts w:ascii="Wingdings" w:hAnsi="Wingdings" w:hint="default"/>
+        <w:sz w:val="20"/>
+      </w:rPr>
+    </w:lvl>
+    <w:lvl w:ilvl="7" w:tentative="1">
+      <w:start w:val="1"/>
+      <w:numFmt w:val="bullet"/>
+      <w:lvlText w:val=""/>
+      <w:lvlJc w:val="left"/>
+      <w:pPr>
+        <w:tabs>
+          <w:tab w:val="num" w:pos="5760"/>
+        </w:tabs>
+        <w:ind w:left="5760" w:hanging="360"/>
+      </w:pPr>
+      <w:rPr>
+        <w:rFonts w:ascii="Wingdings" w:hAnsi="Wingdings" w:hint="default"/>
+        <w:sz w:val="20"/>
+      </w:rPr>
+    </w:lvl>
+    <w:lvl w:ilvl="8" w:tentative="1">
+      <w:start w:val="1"/>
+      <w:numFmt w:val="bullet"/>
+      <w:lvlText w:val=""/>
+      <w:lvlJc w:val="left"/>
+      <w:pPr>
+        <w:tabs>
+          <w:tab w:val="num" w:pos="6480"/>
+        </w:tabs>
+        <w:ind w:left="6480" w:hanging="360"/>
+      </w:pPr>
+      <w:rPr>
+        <w:rFonts w:ascii="Wingdings" w:hAnsi="Wingdings" w:hint="default"/>
+        <w:sz w:val="20"/>
+      </w:rPr>
+    </w:lvl>
+  </w:abstractNum>
+  <w:abstractNum w:abstractNumId="19" w15:restartNumberingAfterBreak="0">
     <w:nsid w:val="4CB50E07"/>
     <w:multiLevelType w:val="multilevel"/>
     <w:tmpl w:val="84DEE1C2"/>
@@ -3458,7 +6241,156 @@
       </w:rPr>
     </w:lvl>
   </w:abstractNum>
-  <w:abstractNum w:abstractNumId="9" w15:restartNumberingAfterBreak="0">
+  <w:abstractNum w:abstractNumId="20" w15:restartNumberingAfterBreak="0">
+    <w:nsid w:val="534F513F"/>
+    <w:multiLevelType w:val="multilevel"/>
+    <w:tmpl w:val="2C4227AA"/>
+    <w:lvl w:ilvl="0">
+      <w:start w:val="1"/>
+      <w:numFmt w:val="bullet"/>
+      <w:lvlText w:val=""/>
+      <w:lvlJc w:val="left"/>
+      <w:pPr>
+        <w:tabs>
+          <w:tab w:val="num" w:pos="720"/>
+        </w:tabs>
+        <w:ind w:left="720" w:hanging="360"/>
+      </w:pPr>
+      <w:rPr>
+        <w:rFonts w:ascii="Symbol" w:hAnsi="Symbol" w:hint="default"/>
+        <w:sz w:val="20"/>
+      </w:rPr>
+    </w:lvl>
+    <w:lvl w:ilvl="1" w:tentative="1">
+      <w:start w:val="1"/>
+      <w:numFmt w:val="bullet"/>
+      <w:lvlText w:val="o"/>
+      <w:lvlJc w:val="left"/>
+      <w:pPr>
+        <w:tabs>
+          <w:tab w:val="num" w:pos="1440"/>
+        </w:tabs>
+        <w:ind w:left="1440" w:hanging="360"/>
+      </w:pPr>
+      <w:rPr>
+        <w:rFonts w:ascii="Courier New" w:hAnsi="Courier New" w:hint="default"/>
+        <w:sz w:val="20"/>
+      </w:rPr>
+    </w:lvl>
+    <w:lvl w:ilvl="2" w:tentative="1">
+      <w:start w:val="1"/>
+      <w:numFmt w:val="bullet"/>
+      <w:lvlText w:val=""/>
+      <w:lvlJc w:val="left"/>
+      <w:pPr>
+        <w:tabs>
+          <w:tab w:val="num" w:pos="2160"/>
+        </w:tabs>
+        <w:ind w:left="2160" w:hanging="360"/>
+      </w:pPr>
+      <w:rPr>
+        <w:rFonts w:ascii="Wingdings" w:hAnsi="Wingdings" w:hint="default"/>
+        <w:sz w:val="20"/>
+      </w:rPr>
+    </w:lvl>
+    <w:lvl w:ilvl="3" w:tentative="1">
+      <w:start w:val="1"/>
+      <w:numFmt w:val="bullet"/>
+      <w:lvlText w:val=""/>
+      <w:lvlJc w:val="left"/>
+      <w:pPr>
+        <w:tabs>
+          <w:tab w:val="num" w:pos="2880"/>
+        </w:tabs>
+        <w:ind w:left="2880" w:hanging="360"/>
+      </w:pPr>
+      <w:rPr>
+        <w:rFonts w:ascii="Wingdings" w:hAnsi="Wingdings" w:hint="default"/>
+        <w:sz w:val="20"/>
+      </w:rPr>
+    </w:lvl>
+    <w:lvl w:ilvl="4" w:tentative="1">
+      <w:start w:val="1"/>
+      <w:numFmt w:val="bullet"/>
+      <w:lvlText w:val=""/>
+      <w:lvlJc w:val="left"/>
+      <w:pPr>
+        <w:tabs>
+          <w:tab w:val="num" w:pos="3600"/>
+        </w:tabs>
+        <w:ind w:left="3600" w:hanging="360"/>
+      </w:pPr>
+      <w:rPr>
+        <w:rFonts w:ascii="Wingdings" w:hAnsi="Wingdings" w:hint="default"/>
+        <w:sz w:val="20"/>
+      </w:rPr>
+    </w:lvl>
+    <w:lvl w:ilvl="5" w:tentative="1">
+      <w:start w:val="1"/>
+      <w:numFmt w:val="bullet"/>
+      <w:lvlText w:val=""/>
+      <w:lvlJc w:val="left"/>
+      <w:pPr>
+        <w:tabs>
+          <w:tab w:val="num" w:pos="4320"/>
+        </w:tabs>
+        <w:ind w:left="4320" w:hanging="360"/>
+      </w:pPr>
+      <w:rPr>
+        <w:rFonts w:ascii="Wingdings" w:hAnsi="Wingdings" w:hint="default"/>
+        <w:sz w:val="20"/>
+      </w:rPr>
+    </w:lvl>
+    <w:lvl w:ilvl="6" w:tentative="1">
+      <w:start w:val="1"/>
+      <w:numFmt w:val="bullet"/>
+      <w:lvlText w:val=""/>
+      <w:lvlJc w:val="left"/>
+      <w:pPr>
+        <w:tabs>
+          <w:tab w:val="num" w:pos="5040"/>
+        </w:tabs>
+        <w:ind w:left="5040" w:hanging="360"/>
+      </w:pPr>
+      <w:rPr>
+        <w:rFonts w:ascii="Wingdings" w:hAnsi="Wingdings" w:hint="default"/>
+        <w:sz w:val="20"/>
+      </w:rPr>
+    </w:lvl>
+    <w:lvl w:ilvl="7" w:tentative="1">
+      <w:start w:val="1"/>
+      <w:numFmt w:val="bullet"/>
+      <w:lvlText w:val=""/>
+      <w:lvlJc w:val="left"/>
+      <w:pPr>
+        <w:tabs>
+          <w:tab w:val="num" w:pos="5760"/>
+        </w:tabs>
+        <w:ind w:left="5760" w:hanging="360"/>
+      </w:pPr>
+      <w:rPr>
+        <w:rFonts w:ascii="Wingdings" w:hAnsi="Wingdings" w:hint="default"/>
+        <w:sz w:val="20"/>
+      </w:rPr>
+    </w:lvl>
+    <w:lvl w:ilvl="8" w:tentative="1">
+      <w:start w:val="1"/>
+      <w:numFmt w:val="bullet"/>
+      <w:lvlText w:val=""/>
+      <w:lvlJc w:val="left"/>
+      <w:pPr>
+        <w:tabs>
+          <w:tab w:val="num" w:pos="6480"/>
+        </w:tabs>
+        <w:ind w:left="6480" w:hanging="360"/>
+      </w:pPr>
+      <w:rPr>
+        <w:rFonts w:ascii="Wingdings" w:hAnsi="Wingdings" w:hint="default"/>
+        <w:sz w:val="20"/>
+      </w:rPr>
+    </w:lvl>
+  </w:abstractNum>
+  <w:abstractNum w:abstractNumId="21" w15:restartNumberingAfterBreak="0">
     <w:nsid w:val="57EC4F5E"/>
     <w:multiLevelType w:val="multilevel"/>
     <w:tmpl w:val="0408FCD2"/>
@@ -3607,7 +6539,156 @@
       </w:rPr>
     </w:lvl>
   </w:abstractNum>
-  <w:abstractNum w:abstractNumId="10" w15:restartNumberingAfterBreak="0">
+  <w:abstractNum w:abstractNumId="22" w15:restartNumberingAfterBreak="0">
+    <w:nsid w:val="5B0356E8"/>
+    <w:multiLevelType w:val="multilevel"/>
+    <w:tmpl w:val="A192E316"/>
+    <w:lvl w:ilvl="0">
+      <w:start w:val="1"/>
+      <w:numFmt w:val="bullet"/>
+      <w:lvlText w:val=""/>
+      <w:lvlJc w:val="left"/>
+      <w:pPr>
+        <w:tabs>
+          <w:tab w:val="num" w:pos="720"/>
+        </w:tabs>
+        <w:ind w:left="720" w:hanging="360"/>
+      </w:pPr>
+      <w:rPr>
+        <w:rFonts w:ascii="Symbol" w:hAnsi="Symbol" w:hint="default"/>
+        <w:sz w:val="20"/>
+      </w:rPr>
+    </w:lvl>
+    <w:lvl w:ilvl="1" w:tentative="1">
+      <w:start w:val="1"/>
+      <w:numFmt w:val="bullet"/>
+      <w:lvlText w:val="o"/>
+      <w:lvlJc w:val="left"/>
+      <w:pPr>
+        <w:tabs>
+          <w:tab w:val="num" w:pos="1440"/>
+        </w:tabs>
+        <w:ind w:left="1440" w:hanging="360"/>
+      </w:pPr>
+      <w:rPr>
+        <w:rFonts w:ascii="Courier New" w:hAnsi="Courier New" w:hint="default"/>
+        <w:sz w:val="20"/>
+      </w:rPr>
+    </w:lvl>
+    <w:lvl w:ilvl="2" w:tentative="1">
+      <w:start w:val="1"/>
+      <w:numFmt w:val="bullet"/>
+      <w:lvlText w:val=""/>
+      <w:lvlJc w:val="left"/>
+      <w:pPr>
+        <w:tabs>
+          <w:tab w:val="num" w:pos="2160"/>
+        </w:tabs>
+        <w:ind w:left="2160" w:hanging="360"/>
+      </w:pPr>
+      <w:rPr>
+        <w:rFonts w:ascii="Wingdings" w:hAnsi="Wingdings" w:hint="default"/>
+        <w:sz w:val="20"/>
+      </w:rPr>
+    </w:lvl>
+    <w:lvl w:ilvl="3" w:tentative="1">
+      <w:start w:val="1"/>
+      <w:numFmt w:val="bullet"/>
+      <w:lvlText w:val=""/>
+      <w:lvlJc w:val="left"/>
+      <w:pPr>
+        <w:tabs>
+          <w:tab w:val="num" w:pos="2880"/>
+        </w:tabs>
+        <w:ind w:left="2880" w:hanging="360"/>
+      </w:pPr>
+      <w:rPr>
+        <w:rFonts w:ascii="Wingdings" w:hAnsi="Wingdings" w:hint="default"/>
+        <w:sz w:val="20"/>
+      </w:rPr>
+    </w:lvl>
+    <w:lvl w:ilvl="4" w:tentative="1">
+      <w:start w:val="1"/>
+      <w:numFmt w:val="bullet"/>
+      <w:lvlText w:val=""/>
+      <w:lvlJc w:val="left"/>
+      <w:pPr>
+        <w:tabs>
+          <w:tab w:val="num" w:pos="3600"/>
+        </w:tabs>
+        <w:ind w:left="3600" w:hanging="360"/>
+      </w:pPr>
+      <w:rPr>
+        <w:rFonts w:ascii="Wingdings" w:hAnsi="Wingdings" w:hint="default"/>
+        <w:sz w:val="20"/>
+      </w:rPr>
+    </w:lvl>
+    <w:lvl w:ilvl="5" w:tentative="1">
+      <w:start w:val="1"/>
+      <w:numFmt w:val="bullet"/>
+      <w:lvlText w:val=""/>
+      <w:lvlJc w:val="left"/>
+      <w:pPr>
+        <w:tabs>
+          <w:tab w:val="num" w:pos="4320"/>
+        </w:tabs>
+        <w:ind w:left="4320" w:hanging="360"/>
+      </w:pPr>
+      <w:rPr>
+        <w:rFonts w:ascii="Wingdings" w:hAnsi="Wingdings" w:hint="default"/>
+        <w:sz w:val="20"/>
+      </w:rPr>
+    </w:lvl>
+    <w:lvl w:ilvl="6" w:tentative="1">
+      <w:start w:val="1"/>
+      <w:numFmt w:val="bullet"/>
+      <w:lvlText w:val=""/>
+      <w:lvlJc w:val="left"/>
+      <w:pPr>
+        <w:tabs>
+          <w:tab w:val="num" w:pos="5040"/>
+        </w:tabs>
+        <w:ind w:left="5040" w:hanging="360"/>
+      </w:pPr>
+      <w:rPr>
+        <w:rFonts w:ascii="Wingdings" w:hAnsi="Wingdings" w:hint="default"/>
+        <w:sz w:val="20"/>
+      </w:rPr>
+    </w:lvl>
+    <w:lvl w:ilvl="7" w:tentative="1">
+      <w:start w:val="1"/>
+      <w:numFmt w:val="bullet"/>
+      <w:lvlText w:val=""/>
+      <w:lvlJc w:val="left"/>
+      <w:pPr>
+        <w:tabs>
+          <w:tab w:val="num" w:pos="5760"/>
+        </w:tabs>
+        <w:ind w:left="5760" w:hanging="360"/>
+      </w:pPr>
+      <w:rPr>
+        <w:rFonts w:ascii="Wingdings" w:hAnsi="Wingdings" w:hint="default"/>
+        <w:sz w:val="20"/>
+      </w:rPr>
+    </w:lvl>
+    <w:lvl w:ilvl="8" w:tentative="1">
+      <w:start w:val="1"/>
+      <w:numFmt w:val="bullet"/>
+      <w:lvlText w:val=""/>
+      <w:lvlJc w:val="left"/>
+      <w:pPr>
+        <w:tabs>
+          <w:tab w:val="num" w:pos="6480"/>
+        </w:tabs>
+        <w:ind w:left="6480" w:hanging="360"/>
+      </w:pPr>
+      <w:rPr>
+        <w:rFonts w:ascii="Wingdings" w:hAnsi="Wingdings" w:hint="default"/>
+        <w:sz w:val="20"/>
+      </w:rPr>
+    </w:lvl>
+  </w:abstractNum>
+  <w:abstractNum w:abstractNumId="23" w15:restartNumberingAfterBreak="0">
     <w:nsid w:val="5CED4C88"/>
     <w:multiLevelType w:val="multilevel"/>
     <w:tmpl w:val="A268E718"/>
@@ -3756,7 +6837,7 @@
       </w:rPr>
     </w:lvl>
   </w:abstractNum>
-  <w:abstractNum w:abstractNumId="11" w15:restartNumberingAfterBreak="0">
+  <w:abstractNum w:abstractNumId="24" w15:restartNumberingAfterBreak="0">
     <w:nsid w:val="60D80F26"/>
     <w:multiLevelType w:val="multilevel"/>
     <w:tmpl w:val="B04A8644"/>
@@ -3905,7 +6986,7 @@
       </w:rPr>
     </w:lvl>
   </w:abstractNum>
-  <w:abstractNum w:abstractNumId="12" w15:restartNumberingAfterBreak="0">
+  <w:abstractNum w:abstractNumId="25" w15:restartNumberingAfterBreak="0">
     <w:nsid w:val="6EA503E6"/>
     <w:multiLevelType w:val="multilevel"/>
     <w:tmpl w:val="8AE4DDEA"/>
@@ -4054,7 +7135,7 @@
       </w:rPr>
     </w:lvl>
   </w:abstractNum>
-  <w:abstractNum w:abstractNumId="13" w15:restartNumberingAfterBreak="0">
+  <w:abstractNum w:abstractNumId="26" w15:restartNumberingAfterBreak="0">
     <w:nsid w:val="7BFA708A"/>
     <w:multiLevelType w:val="multilevel"/>
     <w:tmpl w:val="74E4ECF4"/>
@@ -4199,6 +7280,155 @@
       </w:pPr>
       <w:rPr>
         <w:rFonts w:ascii="Symbol" w:hAnsi="Symbol" w:hint="default"/>
+        <w:sz w:val="20"/>
+      </w:rPr>
+    </w:lvl>
+  </w:abstractNum>
+  <w:abstractNum w:abstractNumId="27" w15:restartNumberingAfterBreak="0">
+    <w:nsid w:val="7F5235CE"/>
+    <w:multiLevelType w:val="multilevel"/>
+    <w:tmpl w:val="B94C4FBE"/>
+    <w:lvl w:ilvl="0">
+      <w:start w:val="1"/>
+      <w:numFmt w:val="bullet"/>
+      <w:lvlText w:val=""/>
+      <w:lvlJc w:val="left"/>
+      <w:pPr>
+        <w:tabs>
+          <w:tab w:val="num" w:pos="720"/>
+        </w:tabs>
+        <w:ind w:left="720" w:hanging="360"/>
+      </w:pPr>
+      <w:rPr>
+        <w:rFonts w:ascii="Symbol" w:hAnsi="Symbol" w:hint="default"/>
+        <w:sz w:val="20"/>
+      </w:rPr>
+    </w:lvl>
+    <w:lvl w:ilvl="1" w:tentative="1">
+      <w:start w:val="1"/>
+      <w:numFmt w:val="bullet"/>
+      <w:lvlText w:val="o"/>
+      <w:lvlJc w:val="left"/>
+      <w:pPr>
+        <w:tabs>
+          <w:tab w:val="num" w:pos="1440"/>
+        </w:tabs>
+        <w:ind w:left="1440" w:hanging="360"/>
+      </w:pPr>
+      <w:rPr>
+        <w:rFonts w:ascii="Courier New" w:hAnsi="Courier New" w:hint="default"/>
+        <w:sz w:val="20"/>
+      </w:rPr>
+    </w:lvl>
+    <w:lvl w:ilvl="2" w:tentative="1">
+      <w:start w:val="1"/>
+      <w:numFmt w:val="bullet"/>
+      <w:lvlText w:val=""/>
+      <w:lvlJc w:val="left"/>
+      <w:pPr>
+        <w:tabs>
+          <w:tab w:val="num" w:pos="2160"/>
+        </w:tabs>
+        <w:ind w:left="2160" w:hanging="360"/>
+      </w:pPr>
+      <w:rPr>
+        <w:rFonts w:ascii="Wingdings" w:hAnsi="Wingdings" w:hint="default"/>
+        <w:sz w:val="20"/>
+      </w:rPr>
+    </w:lvl>
+    <w:lvl w:ilvl="3" w:tentative="1">
+      <w:start w:val="1"/>
+      <w:numFmt w:val="bullet"/>
+      <w:lvlText w:val=""/>
+      <w:lvlJc w:val="left"/>
+      <w:pPr>
+        <w:tabs>
+          <w:tab w:val="num" w:pos="2880"/>
+        </w:tabs>
+        <w:ind w:left="2880" w:hanging="360"/>
+      </w:pPr>
+      <w:rPr>
+        <w:rFonts w:ascii="Wingdings" w:hAnsi="Wingdings" w:hint="default"/>
+        <w:sz w:val="20"/>
+      </w:rPr>
+    </w:lvl>
+    <w:lvl w:ilvl="4" w:tentative="1">
+      <w:start w:val="1"/>
+      <w:numFmt w:val="bullet"/>
+      <w:lvlText w:val=""/>
+      <w:lvlJc w:val="left"/>
+      <w:pPr>
+        <w:tabs>
+          <w:tab w:val="num" w:pos="3600"/>
+        </w:tabs>
+        <w:ind w:left="3600" w:hanging="360"/>
+      </w:pPr>
+      <w:rPr>
+        <w:rFonts w:ascii="Wingdings" w:hAnsi="Wingdings" w:hint="default"/>
+        <w:sz w:val="20"/>
+      </w:rPr>
+    </w:lvl>
+    <w:lvl w:ilvl="5" w:tentative="1">
+      <w:start w:val="1"/>
+      <w:numFmt w:val="bullet"/>
+      <w:lvlText w:val=""/>
+      <w:lvlJc w:val="left"/>
+      <w:pPr>
+        <w:tabs>
+          <w:tab w:val="num" w:pos="4320"/>
+        </w:tabs>
+        <w:ind w:left="4320" w:hanging="360"/>
+      </w:pPr>
+      <w:rPr>
+        <w:rFonts w:ascii="Wingdings" w:hAnsi="Wingdings" w:hint="default"/>
+        <w:sz w:val="20"/>
+      </w:rPr>
+    </w:lvl>
+    <w:lvl w:ilvl="6" w:tentative="1">
+      <w:start w:val="1"/>
+      <w:numFmt w:val="bullet"/>
+      <w:lvlText w:val=""/>
+      <w:lvlJc w:val="left"/>
+      <w:pPr>
+        <w:tabs>
+          <w:tab w:val="num" w:pos="5040"/>
+        </w:tabs>
+        <w:ind w:left="5040" w:hanging="360"/>
+      </w:pPr>
+      <w:rPr>
+        <w:rFonts w:ascii="Wingdings" w:hAnsi="Wingdings" w:hint="default"/>
+        <w:sz w:val="20"/>
+      </w:rPr>
+    </w:lvl>
+    <w:lvl w:ilvl="7" w:tentative="1">
+      <w:start w:val="1"/>
+      <w:numFmt w:val="bullet"/>
+      <w:lvlText w:val=""/>
+      <w:lvlJc w:val="left"/>
+      <w:pPr>
+        <w:tabs>
+          <w:tab w:val="num" w:pos="5760"/>
+        </w:tabs>
+        <w:ind w:left="5760" w:hanging="360"/>
+      </w:pPr>
+      <w:rPr>
+        <w:rFonts w:ascii="Wingdings" w:hAnsi="Wingdings" w:hint="default"/>
+        <w:sz w:val="20"/>
+      </w:rPr>
+    </w:lvl>
+    <w:lvl w:ilvl="8" w:tentative="1">
+      <w:start w:val="1"/>
+      <w:numFmt w:val="bullet"/>
+      <w:lvlText w:val=""/>
+      <w:lvlJc w:val="left"/>
+      <w:pPr>
+        <w:tabs>
+          <w:tab w:val="num" w:pos="6480"/>
+        </w:tabs>
+        <w:ind w:left="6480" w:hanging="360"/>
+      </w:pPr>
+      <w:rPr>
+        <w:rFonts w:ascii="Wingdings" w:hAnsi="Wingdings" w:hint="default"/>
         <w:sz w:val="20"/>
       </w:rPr>
     </w:lvl>
@@ -4207,130 +7437,130 @@
     <w:abstractNumId w:val="1"/>
   </w:num>
   <w:num w:numId="2" w16cid:durableId="119611779">
-    <w:abstractNumId w:val="10"/>
+    <w:abstractNumId w:val="23"/>
     <w:lvlOverride w:ilvl="0">
       <w:startOverride w:val="1"/>
     </w:lvlOverride>
   </w:num>
   <w:num w:numId="3" w16cid:durableId="164785470">
-    <w:abstractNumId w:val="10"/>
+    <w:abstractNumId w:val="23"/>
     <w:lvlOverride w:ilvl="0">
       <w:startOverride w:val="2"/>
     </w:lvlOverride>
   </w:num>
   <w:num w:numId="4" w16cid:durableId="1361589486">
-    <w:abstractNumId w:val="7"/>
+    <w:abstractNumId w:val="16"/>
     <w:lvlOverride w:ilvl="0">
       <w:startOverride w:val="1"/>
     </w:lvlOverride>
   </w:num>
   <w:num w:numId="5" w16cid:durableId="931207675">
-    <w:abstractNumId w:val="7"/>
+    <w:abstractNumId w:val="16"/>
     <w:lvlOverride w:ilvl="0">
       <w:startOverride w:val="2"/>
     </w:lvlOverride>
   </w:num>
   <w:num w:numId="6" w16cid:durableId="1412853739">
-    <w:abstractNumId w:val="7"/>
+    <w:abstractNumId w:val="16"/>
     <w:lvlOverride w:ilvl="0">
       <w:startOverride w:val="3"/>
     </w:lvlOverride>
   </w:num>
   <w:num w:numId="7" w16cid:durableId="1490750773">
-    <w:abstractNumId w:val="9"/>
+    <w:abstractNumId w:val="21"/>
     <w:lvlOverride w:ilvl="0">
       <w:startOverride w:val="1"/>
     </w:lvlOverride>
   </w:num>
   <w:num w:numId="8" w16cid:durableId="1437943322">
-    <w:abstractNumId w:val="9"/>
+    <w:abstractNumId w:val="21"/>
     <w:lvlOverride w:ilvl="0"/>
     <w:lvlOverride w:ilvl="1">
       <w:startOverride w:val="1"/>
     </w:lvlOverride>
   </w:num>
   <w:num w:numId="9" w16cid:durableId="506137523">
-    <w:abstractNumId w:val="9"/>
+    <w:abstractNumId w:val="21"/>
     <w:lvlOverride w:ilvl="0"/>
     <w:lvlOverride w:ilvl="1">
       <w:startOverride w:val="2"/>
     </w:lvlOverride>
   </w:num>
   <w:num w:numId="10" w16cid:durableId="1608003098">
-    <w:abstractNumId w:val="9"/>
+    <w:abstractNumId w:val="21"/>
     <w:lvlOverride w:ilvl="0"/>
     <w:lvlOverride w:ilvl="1">
       <w:startOverride w:val="3"/>
     </w:lvlOverride>
   </w:num>
   <w:num w:numId="11" w16cid:durableId="699167596">
-    <w:abstractNumId w:val="9"/>
+    <w:abstractNumId w:val="21"/>
     <w:lvlOverride w:ilvl="0"/>
     <w:lvlOverride w:ilvl="1">
       <w:startOverride w:val="4"/>
     </w:lvlOverride>
   </w:num>
   <w:num w:numId="12" w16cid:durableId="804785082">
-    <w:abstractNumId w:val="9"/>
+    <w:abstractNumId w:val="21"/>
     <w:lvlOverride w:ilvl="0"/>
     <w:lvlOverride w:ilvl="1">
       <w:startOverride w:val="5"/>
     </w:lvlOverride>
   </w:num>
   <w:num w:numId="13" w16cid:durableId="283200211">
-    <w:abstractNumId w:val="9"/>
+    <w:abstractNumId w:val="21"/>
     <w:lvlOverride w:ilvl="0">
       <w:startOverride w:val="2"/>
     </w:lvlOverride>
   </w:num>
   <w:num w:numId="14" w16cid:durableId="1069307337">
-    <w:abstractNumId w:val="9"/>
+    <w:abstractNumId w:val="21"/>
     <w:lvlOverride w:ilvl="0"/>
     <w:lvlOverride w:ilvl="1">
       <w:startOverride w:val="1"/>
     </w:lvlOverride>
   </w:num>
   <w:num w:numId="15" w16cid:durableId="1813710583">
-    <w:abstractNumId w:val="9"/>
+    <w:abstractNumId w:val="21"/>
     <w:lvlOverride w:ilvl="0"/>
     <w:lvlOverride w:ilvl="1">
       <w:startOverride w:val="2"/>
     </w:lvlOverride>
   </w:num>
   <w:num w:numId="16" w16cid:durableId="1650548252">
-    <w:abstractNumId w:val="9"/>
+    <w:abstractNumId w:val="21"/>
     <w:lvlOverride w:ilvl="0"/>
     <w:lvlOverride w:ilvl="1">
       <w:startOverride w:val="3"/>
     </w:lvlOverride>
   </w:num>
   <w:num w:numId="17" w16cid:durableId="34472758">
-    <w:abstractNumId w:val="9"/>
+    <w:abstractNumId w:val="21"/>
     <w:lvlOverride w:ilvl="0"/>
     <w:lvlOverride w:ilvl="1">
       <w:startOverride w:val="4"/>
     </w:lvlOverride>
   </w:num>
   <w:num w:numId="18" w16cid:durableId="1001465191">
-    <w:abstractNumId w:val="11"/>
+    <w:abstractNumId w:val="24"/>
     <w:lvlOverride w:ilvl="0">
       <w:startOverride w:val="1"/>
     </w:lvlOverride>
   </w:num>
   <w:num w:numId="19" w16cid:durableId="331223790">
-    <w:abstractNumId w:val="11"/>
+    <w:abstractNumId w:val="24"/>
     <w:lvlOverride w:ilvl="0">
       <w:startOverride w:val="2"/>
     </w:lvlOverride>
   </w:num>
   <w:num w:numId="20" w16cid:durableId="1168591826">
-    <w:abstractNumId w:val="11"/>
+    <w:abstractNumId w:val="24"/>
     <w:lvlOverride w:ilvl="0">
       <w:startOverride w:val="3"/>
     </w:lvlOverride>
   </w:num>
   <w:num w:numId="21" w16cid:durableId="589703940">
-    <w:abstractNumId w:val="11"/>
+    <w:abstractNumId w:val="24"/>
     <w:lvlOverride w:ilvl="0">
       <w:startOverride w:val="4"/>
     </w:lvlOverride>
@@ -4354,183 +7584,183 @@
     </w:lvlOverride>
   </w:num>
   <w:num w:numId="25" w16cid:durableId="1565483184">
-    <w:abstractNumId w:val="4"/>
+    <w:abstractNumId w:val="10"/>
     <w:lvlOverride w:ilvl="0">
       <w:startOverride w:val="1"/>
     </w:lvlOverride>
   </w:num>
   <w:num w:numId="26" w16cid:durableId="300772983">
-    <w:abstractNumId w:val="4"/>
+    <w:abstractNumId w:val="10"/>
     <w:lvlOverride w:ilvl="0">
       <w:startOverride w:val="2"/>
     </w:lvlOverride>
   </w:num>
   <w:num w:numId="27" w16cid:durableId="377246946">
-    <w:abstractNumId w:val="4"/>
+    <w:abstractNumId w:val="10"/>
     <w:lvlOverride w:ilvl="0">
       <w:startOverride w:val="3"/>
     </w:lvlOverride>
   </w:num>
   <w:num w:numId="28" w16cid:durableId="652026554">
-    <w:abstractNumId w:val="8"/>
+    <w:abstractNumId w:val="19"/>
     <w:lvlOverride w:ilvl="0">
       <w:startOverride w:val="1"/>
     </w:lvlOverride>
   </w:num>
   <w:num w:numId="29" w16cid:durableId="860125634">
-    <w:abstractNumId w:val="8"/>
+    <w:abstractNumId w:val="19"/>
     <w:lvlOverride w:ilvl="0">
       <w:startOverride w:val="2"/>
     </w:lvlOverride>
   </w:num>
   <w:num w:numId="30" w16cid:durableId="1435594590">
-    <w:abstractNumId w:val="8"/>
+    <w:abstractNumId w:val="19"/>
     <w:lvlOverride w:ilvl="0">
       <w:startOverride w:val="3"/>
     </w:lvlOverride>
   </w:num>
   <w:num w:numId="31" w16cid:durableId="1755013640">
-    <w:abstractNumId w:val="8"/>
+    <w:abstractNumId w:val="19"/>
     <w:lvlOverride w:ilvl="0">
       <w:startOverride w:val="4"/>
     </w:lvlOverride>
   </w:num>
   <w:num w:numId="32" w16cid:durableId="482354715">
-    <w:abstractNumId w:val="5"/>
+    <w:abstractNumId w:val="12"/>
     <w:lvlOverride w:ilvl="0">
       <w:startOverride w:val="1"/>
     </w:lvlOverride>
   </w:num>
   <w:num w:numId="33" w16cid:durableId="116028386">
-    <w:abstractNumId w:val="5"/>
+    <w:abstractNumId w:val="12"/>
     <w:lvlOverride w:ilvl="0">
       <w:startOverride w:val="2"/>
     </w:lvlOverride>
   </w:num>
   <w:num w:numId="34" w16cid:durableId="85733021">
-    <w:abstractNumId w:val="5"/>
+    <w:abstractNumId w:val="12"/>
     <w:lvlOverride w:ilvl="0">
       <w:startOverride w:val="3"/>
     </w:lvlOverride>
   </w:num>
   <w:num w:numId="35" w16cid:durableId="775951813">
-    <w:abstractNumId w:val="3"/>
+    <w:abstractNumId w:val="6"/>
     <w:lvlOverride w:ilvl="0">
       <w:startOverride w:val="1"/>
     </w:lvlOverride>
   </w:num>
   <w:num w:numId="36" w16cid:durableId="355740706">
-    <w:abstractNumId w:val="3"/>
+    <w:abstractNumId w:val="6"/>
     <w:lvlOverride w:ilvl="0">
       <w:startOverride w:val="2"/>
     </w:lvlOverride>
   </w:num>
   <w:num w:numId="37" w16cid:durableId="1961063643">
-    <w:abstractNumId w:val="3"/>
+    <w:abstractNumId w:val="6"/>
     <w:lvlOverride w:ilvl="0">
       <w:startOverride w:val="3"/>
     </w:lvlOverride>
   </w:num>
   <w:num w:numId="38" w16cid:durableId="30495052">
-    <w:abstractNumId w:val="13"/>
+    <w:abstractNumId w:val="26"/>
     <w:lvlOverride w:ilvl="0">
       <w:startOverride w:val="1"/>
     </w:lvlOverride>
   </w:num>
   <w:num w:numId="39" w16cid:durableId="1117868397">
-    <w:abstractNumId w:val="13"/>
+    <w:abstractNumId w:val="26"/>
     <w:lvlOverride w:ilvl="0"/>
     <w:lvlOverride w:ilvl="1">
       <w:startOverride w:val="1"/>
     </w:lvlOverride>
   </w:num>
   <w:num w:numId="40" w16cid:durableId="1996254583">
-    <w:abstractNumId w:val="13"/>
+    <w:abstractNumId w:val="26"/>
     <w:lvlOverride w:ilvl="0"/>
     <w:lvlOverride w:ilvl="1">
       <w:startOverride w:val="2"/>
     </w:lvlOverride>
   </w:num>
   <w:num w:numId="41" w16cid:durableId="617563859">
-    <w:abstractNumId w:val="13"/>
+    <w:abstractNumId w:val="26"/>
     <w:lvlOverride w:ilvl="0"/>
     <w:lvlOverride w:ilvl="1">
       <w:startOverride w:val="3"/>
     </w:lvlOverride>
   </w:num>
   <w:num w:numId="42" w16cid:durableId="588730215">
-    <w:abstractNumId w:val="13"/>
+    <w:abstractNumId w:val="26"/>
     <w:lvlOverride w:ilvl="0"/>
     <w:lvlOverride w:ilvl="1">
       <w:startOverride w:val="4"/>
     </w:lvlOverride>
   </w:num>
   <w:num w:numId="43" w16cid:durableId="1626814398">
-    <w:abstractNumId w:val="13"/>
+    <w:abstractNumId w:val="26"/>
     <w:lvlOverride w:ilvl="0">
       <w:startOverride w:val="2"/>
     </w:lvlOverride>
   </w:num>
   <w:num w:numId="44" w16cid:durableId="774788936">
-    <w:abstractNumId w:val="13"/>
+    <w:abstractNumId w:val="26"/>
     <w:lvlOverride w:ilvl="0"/>
     <w:lvlOverride w:ilvl="1">
       <w:startOverride w:val="1"/>
     </w:lvlOverride>
   </w:num>
   <w:num w:numId="45" w16cid:durableId="1362054367">
-    <w:abstractNumId w:val="13"/>
+    <w:abstractNumId w:val="26"/>
     <w:lvlOverride w:ilvl="0"/>
     <w:lvlOverride w:ilvl="1">
       <w:startOverride w:val="2"/>
     </w:lvlOverride>
   </w:num>
   <w:num w:numId="46" w16cid:durableId="323976680">
-    <w:abstractNumId w:val="13"/>
+    <w:abstractNumId w:val="26"/>
     <w:lvlOverride w:ilvl="0"/>
     <w:lvlOverride w:ilvl="1">
       <w:startOverride w:val="3"/>
     </w:lvlOverride>
   </w:num>
   <w:num w:numId="47" w16cid:durableId="1877153806">
-    <w:abstractNumId w:val="13"/>
+    <w:abstractNumId w:val="26"/>
     <w:lvlOverride w:ilvl="0"/>
     <w:lvlOverride w:ilvl="1">
       <w:startOverride w:val="4"/>
     </w:lvlOverride>
   </w:num>
   <w:num w:numId="48" w16cid:durableId="888151813">
-    <w:abstractNumId w:val="12"/>
+    <w:abstractNumId w:val="25"/>
     <w:lvlOverride w:ilvl="0">
       <w:startOverride w:val="1"/>
     </w:lvlOverride>
   </w:num>
   <w:num w:numId="49" w16cid:durableId="1792555331">
-    <w:abstractNumId w:val="12"/>
+    <w:abstractNumId w:val="25"/>
     <w:lvlOverride w:ilvl="0">
       <w:startOverride w:val="2"/>
     </w:lvlOverride>
   </w:num>
   <w:num w:numId="50" w16cid:durableId="1084035142">
-    <w:abstractNumId w:val="12"/>
+    <w:abstractNumId w:val="25"/>
     <w:lvlOverride w:ilvl="0">
       <w:startOverride w:val="3"/>
     </w:lvlOverride>
   </w:num>
   <w:num w:numId="51" w16cid:durableId="1687249541">
-    <w:abstractNumId w:val="6"/>
+    <w:abstractNumId w:val="15"/>
     <w:lvlOverride w:ilvl="0">
       <w:startOverride w:val="1"/>
     </w:lvlOverride>
   </w:num>
   <w:num w:numId="52" w16cid:durableId="2003922953">
-    <w:abstractNumId w:val="6"/>
+    <w:abstractNumId w:val="15"/>
     <w:lvlOverride w:ilvl="0">
       <w:startOverride w:val="2"/>
     </w:lvlOverride>
   </w:num>
   <w:num w:numId="53" w16cid:durableId="612909283">
-    <w:abstractNumId w:val="6"/>
+    <w:abstractNumId w:val="15"/>
     <w:lvlOverride w:ilvl="0">
       <w:startOverride w:val="3"/>
     </w:lvlOverride>
@@ -4558,6 +7788,48 @@
     <w:lvlOverride w:ilvl="0">
       <w:startOverride w:val="4"/>
     </w:lvlOverride>
+  </w:num>
+  <w:num w:numId="58" w16cid:durableId="481897952">
+    <w:abstractNumId w:val="5"/>
+  </w:num>
+  <w:num w:numId="59" w16cid:durableId="1593122162">
+    <w:abstractNumId w:val="11"/>
+  </w:num>
+  <w:num w:numId="60" w16cid:durableId="2144302565">
+    <w:abstractNumId w:val="20"/>
+  </w:num>
+  <w:num w:numId="61" w16cid:durableId="630403710">
+    <w:abstractNumId w:val="13"/>
+  </w:num>
+  <w:num w:numId="62" w16cid:durableId="844050269">
+    <w:abstractNumId w:val="22"/>
+  </w:num>
+  <w:num w:numId="63" w16cid:durableId="1653634546">
+    <w:abstractNumId w:val="17"/>
+  </w:num>
+  <w:num w:numId="64" w16cid:durableId="1235511186">
+    <w:abstractNumId w:val="7"/>
+  </w:num>
+  <w:num w:numId="65" w16cid:durableId="805901990">
+    <w:abstractNumId w:val="14"/>
+  </w:num>
+  <w:num w:numId="66" w16cid:durableId="1309894055">
+    <w:abstractNumId w:val="8"/>
+  </w:num>
+  <w:num w:numId="67" w16cid:durableId="1101536461">
+    <w:abstractNumId w:val="27"/>
+  </w:num>
+  <w:num w:numId="68" w16cid:durableId="481387786">
+    <w:abstractNumId w:val="4"/>
+  </w:num>
+  <w:num w:numId="69" w16cid:durableId="937719769">
+    <w:abstractNumId w:val="3"/>
+  </w:num>
+  <w:num w:numId="70" w16cid:durableId="479882595">
+    <w:abstractNumId w:val="9"/>
+  </w:num>
+  <w:num w:numId="71" w16cid:durableId="611669478">
+    <w:abstractNumId w:val="18"/>
   </w:num>
 </w:numbering>
 </file>
